--- a/flow/20230914_vu_template/drafts/2024-02-g/18-НД-Гл.5-Льва, папи Римського.docx
+++ b/flow/20230914_vu_template/drafts/2024-02-g/18-НД-Гл.5-Льва, папи Римського.docx
@@ -3,6 +3,33 @@
 <w:document xmlns:mc="http://schemas.openxmlformats.org/markup-compatibility/2006" xmlns:o="urn:schemas-microsoft-com:office:office" xmlns:r="http://schemas.openxmlformats.org/officeDocument/2006/relationships" xmlns:m="http://schemas.openxmlformats.org/officeDocument/2006/math" xmlns:v="urn:schemas-microsoft-com:vml" xmlns:wp="http://schemas.openxmlformats.org/drawingml/2006/wordprocessingDrawing" xmlns:w10="urn:schemas-microsoft-com:office:word" xmlns:w="http://schemas.openxmlformats.org/wordprocessingml/2006/main" xmlns:wne="http://schemas.microsoft.com/office/word/2006/wordml" xmlns:sl="http://schemas.openxmlformats.org/schemaLibrary/2006/main" xmlns:a="http://schemas.openxmlformats.org/drawingml/2006/main" xmlns:pic="http://schemas.openxmlformats.org/drawingml/2006/picture" xmlns:c="http://schemas.openxmlformats.org/drawingml/2006/chart" xmlns:lc="http://schemas.openxmlformats.org/drawingml/2006/lockedCanvas" xmlns:dgm="http://schemas.openxmlformats.org/drawingml/2006/diagram" xmlns:wps="http://schemas.microsoft.com/office/word/2010/wordprocessingShape" xmlns:wpg="http://schemas.microsoft.com/office/word/2010/wordprocessingGroup" xmlns:w14="http://schemas.microsoft.com/office/word/2010/wordml" xmlns:w15="http://schemas.microsoft.com/office/word/2012/wordml">
   <w:body>
     <w:p>
+      <w:r>
+        <w:rPr>
+          <w:rFonts w:ascii="Times New Roman" w:hAnsi="Times New Roman"/>
+          <w:sz w:val="24"/>
+        </w:rPr>
+        <w:t>Лютий 18 Неділя</w:t>
+      </w:r>
+    </w:p>
+    <w:p>
+      <w:r>
+        <w:rPr>
+          <w:rFonts w:ascii="Times New Roman" w:hAnsi="Times New Roman"/>
+          <w:sz w:val="24"/>
+        </w:rPr>
+        <w:t>Неділя 02 по П'ятидесятниці</w:t>
+      </w:r>
+    </w:p>
+    <w:p>
+      <w:r>
+        <w:rPr>
+          <w:rFonts w:ascii="Times New Roman" w:hAnsi="Times New Roman"/>
+          <w:sz w:val="24"/>
+        </w:rPr>
+        <w:t xml:space="preserve">Святого отця нашого Лева, папи Римського </w:t>
+      </w:r>
+    </w:p>
+    <w:p>
       <w:pPr>
         <w:pStyle w:val="Heading1"/>
         <w:spacing w:after="120" w:before="0" w:lineRule="auto"/>
@@ -300,21 +327,17 @@
       </w:pPr>
       <w:r>
         <w:rPr>
-          <w:rFonts w:ascii="Times New Roman" w:cs="Times New Roman" w:eastAsia="Times New Roman" w:hAnsi="Times New Roman"/>
-          <w:i w:val="1"/>
-          <w:color w:val="ff0000"/>
-          <w:sz w:val="24"/>
-          <w:szCs w:val="24"/>
-          <w:rtl w:val="0"/>
-        </w:rPr>
-        <w:t xml:space="preserve">Священик:</w:t>
-      </w:r>
-      <w:r>
-        <w:rPr>
-          <w:rFonts w:ascii="Times New Roman" w:cs="Times New Roman" w:eastAsia="Times New Roman" w:hAnsi="Times New Roman"/>
-          <w:sz w:val="24"/>
-          <w:szCs w:val="24"/>
-          <w:rtl w:val="0"/>
+          <w:rFonts w:ascii="Times New Roman" w:hAnsi="Times New Roman"/>
+          <w:i/>
+          <w:color w:val="FF4400"/>
+          <w:sz w:val="24"/>
+        </w:rPr>
+        <w:t>Священик:</w:t>
+      </w:r>
+      <w:r>
+        <w:rPr>
+          <w:rFonts w:ascii="Times New Roman" w:hAnsi="Times New Roman"/>
+          <w:sz w:val="24"/>
         </w:rPr>
         <w:t xml:space="preserve"> Бо твоє є царство, і сила, і слава, Отця, і Сина, і Святого Духа, нині і повсякчас, і на віки віків.</w:t>
       </w:r>
@@ -2430,21 +2453,17 @@
       </w:pPr>
       <w:r>
         <w:rPr>
-          <w:rFonts w:ascii="Times New Roman" w:cs="Times New Roman" w:eastAsia="Times New Roman" w:hAnsi="Times New Roman"/>
-          <w:i w:val="1"/>
-          <w:color w:val="ff0000"/>
-          <w:sz w:val="24"/>
-          <w:szCs w:val="24"/>
-          <w:rtl w:val="0"/>
-        </w:rPr>
-        <w:t xml:space="preserve">Священик:</w:t>
-      </w:r>
-      <w:r>
-        <w:rPr>
-          <w:rFonts w:ascii="Times New Roman" w:cs="Times New Roman" w:eastAsia="Times New Roman" w:hAnsi="Times New Roman"/>
-          <w:sz w:val="24"/>
-          <w:szCs w:val="24"/>
-          <w:rtl w:val="0"/>
+          <w:rFonts w:ascii="Times New Roman" w:hAnsi="Times New Roman"/>
+          <w:i/>
+          <w:color w:val="FF4400"/>
+          <w:sz w:val="24"/>
+        </w:rPr>
+        <w:t>Священик:</w:t>
+      </w:r>
+      <w:r>
+        <w:rPr>
+          <w:rFonts w:ascii="Times New Roman" w:hAnsi="Times New Roman"/>
+          <w:sz w:val="24"/>
         </w:rPr>
         <w:t xml:space="preserve"> Бо тобі належить усяка слава, честь і поклоніння, Отцю, і Сину, і Святому Духові, нині і повсякчас, і на віки віків.</w:t>
       </w:r>
@@ -3163,33 +3182,19 @@
       </w:pPr>
       <w:r>
         <w:rPr>
-          <w:rFonts w:ascii="Times New Roman" w:cs="Times New Roman" w:eastAsia="Times New Roman" w:hAnsi="Times New Roman"/>
-          <w:i w:val="1"/>
-          <w:color w:val="ff0000"/>
-          <w:sz w:val="24"/>
-          <w:szCs w:val="24"/>
-          <w:rtl w:val="0"/>
-        </w:rPr>
-        <w:t xml:space="preserve">Священик:</w:t>
-      </w:r>
-      <w:r>
-        <w:rPr>
-          <w:rFonts w:ascii="Times New Roman" w:cs="Times New Roman" w:eastAsia="Times New Roman" w:hAnsi="Times New Roman"/>
-          <w:color w:val="ff0000"/>
-          <w:sz w:val="24"/>
-          <w:szCs w:val="24"/>
-          <w:rtl w:val="0"/>
-        </w:rPr>
-        <w:t xml:space="preserve"> </w:t>
-      </w:r>
-      <w:r>
-        <w:rPr>
-          <w:rFonts w:ascii="Times New Roman" w:cs="Times New Roman" w:eastAsia="Times New Roman" w:hAnsi="Times New Roman"/>
-          <w:sz w:val="24"/>
-          <w:szCs w:val="24"/>
-          <w:rtl w:val="0"/>
-        </w:rPr>
-        <w:t xml:space="preserve">Бо твоя є влада і твоє царство, і сила, і слава, Отця, і Сина, і Святого Духа, нині і повсякчас, і на віки віків.</w:t>
+          <w:rFonts w:ascii="Times New Roman" w:hAnsi="Times New Roman"/>
+          <w:i/>
+          <w:color w:val="FF4400"/>
+          <w:sz w:val="24"/>
+        </w:rPr>
+        <w:t>Священик:</w:t>
+      </w:r>
+      <w:r>
+        <w:rPr>
+          <w:rFonts w:ascii="Times New Roman" w:hAnsi="Times New Roman"/>
+          <w:sz w:val="24"/>
+        </w:rPr>
+        <w:t xml:space="preserve"> Бо твоя є влада і твоє царство, і сила, і слава, Отця, і Сина, і Святого Духа, нині і повсякчас, і на віки віків.</w:t>
       </w:r>
     </w:p>
     <w:p>
@@ -4844,33 +4849,19 @@
       </w:pPr>
       <w:r>
         <w:rPr>
-          <w:rFonts w:ascii="Times New Roman" w:cs="Times New Roman" w:eastAsia="Times New Roman" w:hAnsi="Times New Roman"/>
-          <w:i w:val="1"/>
-          <w:color w:val="ff0000"/>
-          <w:sz w:val="24"/>
-          <w:szCs w:val="24"/>
-          <w:rtl w:val="0"/>
-        </w:rPr>
-        <w:t xml:space="preserve">Священик:</w:t>
-      </w:r>
-      <w:r>
-        <w:rPr>
-          <w:rFonts w:ascii="Times New Roman" w:cs="Times New Roman" w:eastAsia="Times New Roman" w:hAnsi="Times New Roman"/>
-          <w:color w:val="ff0000"/>
-          <w:sz w:val="24"/>
-          <w:szCs w:val="24"/>
-          <w:rtl w:val="0"/>
-        </w:rPr>
-        <w:t xml:space="preserve"> </w:t>
-      </w:r>
-      <w:r>
-        <w:rPr>
-          <w:rFonts w:ascii="Times New Roman" w:cs="Times New Roman" w:eastAsia="Times New Roman" w:hAnsi="Times New Roman"/>
-          <w:sz w:val="24"/>
-          <w:szCs w:val="24"/>
-          <w:rtl w:val="0"/>
-        </w:rPr>
-        <w:t xml:space="preserve">Мир всім.</w:t>
+          <w:rFonts w:ascii="Times New Roman" w:hAnsi="Times New Roman"/>
+          <w:i/>
+          <w:color w:val="FF4400"/>
+          <w:sz w:val="24"/>
+        </w:rPr>
+        <w:t>Священик:</w:t>
+      </w:r>
+      <w:r>
+        <w:rPr>
+          <w:rFonts w:ascii="Times New Roman" w:hAnsi="Times New Roman"/>
+          <w:sz w:val="24"/>
+        </w:rPr>
+        <w:t xml:space="preserve"> Мир всім.</w:t>
       </w:r>
     </w:p>
     <w:p>
@@ -5699,21 +5690,17 @@
       </w:pPr>
       <w:r>
         <w:rPr>
-          <w:rFonts w:ascii="Times New Roman" w:cs="Times New Roman" w:eastAsia="Times New Roman" w:hAnsi="Times New Roman"/>
-          <w:i w:val="1"/>
-          <w:color w:val="ff0000"/>
-          <w:sz w:val="24"/>
-          <w:szCs w:val="24"/>
-          <w:rtl w:val="0"/>
-        </w:rPr>
-        <w:t xml:space="preserve">Священик:</w:t>
-      </w:r>
-      <w:r>
-        <w:rPr>
-          <w:rFonts w:ascii="Times New Roman" w:cs="Times New Roman" w:eastAsia="Times New Roman" w:hAnsi="Times New Roman"/>
-          <w:sz w:val="24"/>
-          <w:szCs w:val="24"/>
-          <w:rtl w:val="0"/>
+          <w:rFonts w:ascii="Times New Roman" w:hAnsi="Times New Roman"/>
+          <w:i/>
+          <w:color w:val="FF4400"/>
+          <w:sz w:val="24"/>
+        </w:rPr>
+        <w:t>Священик:</w:t>
+      </w:r>
+      <w:r>
+        <w:rPr>
+          <w:rFonts w:ascii="Times New Roman" w:hAnsi="Times New Roman"/>
+          <w:sz w:val="24"/>
         </w:rPr>
         <w:t xml:space="preserve"> Бо милостивий і чоловіколюбець Бог єси, і тобі славу возсилаємо: Отцю, і Сину, і Святому Духові, нині і повсякчас, і на віки віків.</w:t>
       </w:r>
@@ -6618,14 +6605,41 @@
       </w:pPr>
       <w:r>
         <w:rPr>
-          <w:rFonts w:ascii="Times New Roman" w:cs="Times New Roman" w:eastAsia="Times New Roman" w:hAnsi="Times New Roman"/>
-          <w:i w:val="1"/>
-          <w:color w:val="ff0000"/>
-          <w:sz w:val="24"/>
-          <w:szCs w:val="24"/>
-          <w:rtl w:val="0"/>
-        </w:rPr>
-        <w:t xml:space="preserve">Священик:</w:t>
+          <w:rFonts w:ascii="Times New Roman" w:hAnsi="Times New Roman"/>
+          <w:i/>
+          <w:color w:val="FF4400"/>
+          <w:sz w:val="24"/>
+        </w:rPr>
+        <w:t>Священик:</w:t>
+      </w:r>
+      <w:r>
+        <w:rPr>
+          <w:rFonts w:ascii="Times New Roman" w:hAnsi="Times New Roman"/>
+          <w:sz w:val="24"/>
+        </w:rPr>
+        <w:t xml:space="preserve"> Бо ти Бог милости, ласк і чоловіколюбности, і тобі славу віддаємо: Отцю, і Сину, і Святому Духові, нині і повсякчас, і на віки віків.</w:t>
+      </w:r>
+    </w:p>
+    <w:p>
+      <w:pPr>
+        <w:spacing w:after="120" w:lineRule="auto"/>
+        <w:jc w:val="both"/>
+        <w:rPr>
+          <w:rFonts w:ascii="Times New Roman" w:cs="Times New Roman" w:eastAsia="Times New Roman" w:hAnsi="Times New Roman"/>
+          <w:sz w:val="24"/>
+          <w:szCs w:val="24"/>
+        </w:rPr>
+      </w:pPr>
+      <w:r>
+        <w:rPr>
+          <w:rFonts w:ascii="Times New Roman" w:cs="Times New Roman" w:eastAsia="Times New Roman" w:hAnsi="Times New Roman"/>
+          <w:i w:val="1"/>
+          <w:color w:val="ff0000"/>
+          <w:sz w:val="24"/>
+          <w:szCs w:val="24"/>
+          <w:rtl w:val="0"/>
+        </w:rPr>
+        <w:t xml:space="preserve">Вірні:</w:t>
       </w:r>
       <w:r>
         <w:rPr>
@@ -6644,7 +6658,34 @@
           <w:szCs w:val="24"/>
           <w:rtl w:val="0"/>
         </w:rPr>
-        <w:t xml:space="preserve">Бо ти Бог милости, ласк і чоловіколюбности, і тобі славу віддаємо: Отцю, і Сину, і Святому Духові, нині і повсякчас, і на віки віків.</w:t>
+        <w:t xml:space="preserve">Амінь.</w:t>
+      </w:r>
+    </w:p>
+    <w:p>
+      <w:pPr>
+        <w:spacing w:after="120" w:lineRule="auto"/>
+        <w:jc w:val="both"/>
+        <w:rPr>
+          <w:rFonts w:ascii="Times New Roman" w:cs="Times New Roman" w:eastAsia="Times New Roman" w:hAnsi="Times New Roman"/>
+          <w:sz w:val="24"/>
+          <w:szCs w:val="24"/>
+        </w:rPr>
+      </w:pPr>
+      <w:r>
+        <w:rPr>
+          <w:rFonts w:ascii="Times New Roman" w:hAnsi="Times New Roman"/>
+          <w:i/>
+          <w:color w:val="FF4400"/>
+          <w:sz w:val="24"/>
+        </w:rPr>
+        <w:t>Священик:</w:t>
+      </w:r>
+      <w:r>
+        <w:rPr>
+          <w:rFonts w:ascii="Times New Roman" w:hAnsi="Times New Roman"/>
+          <w:sz w:val="24"/>
+        </w:rPr>
+        <w:t xml:space="preserve"> Мир всім.</w:t>
       </w:r>
     </w:p>
     <w:p>
@@ -6685,29 +6726,49 @@
           <w:szCs w:val="24"/>
           <w:rtl w:val="0"/>
         </w:rPr>
-        <w:t xml:space="preserve">Амінь.</w:t>
-      </w:r>
-    </w:p>
-    <w:p>
-      <w:pPr>
-        <w:spacing w:after="120" w:lineRule="auto"/>
-        <w:jc w:val="both"/>
-        <w:rPr>
-          <w:rFonts w:ascii="Times New Roman" w:cs="Times New Roman" w:eastAsia="Times New Roman" w:hAnsi="Times New Roman"/>
-          <w:sz w:val="24"/>
-          <w:szCs w:val="24"/>
-        </w:rPr>
-      </w:pPr>
-      <w:r>
-        <w:rPr>
-          <w:rFonts w:ascii="Times New Roman" w:cs="Times New Roman" w:eastAsia="Times New Roman" w:hAnsi="Times New Roman"/>
-          <w:i w:val="1"/>
-          <w:color w:val="ff0000"/>
-          <w:sz w:val="24"/>
-          <w:szCs w:val="24"/>
-          <w:rtl w:val="0"/>
-        </w:rPr>
-        <w:t xml:space="preserve">Священик:</w:t>
+        <w:t xml:space="preserve">І духові твоєму.</w:t>
+      </w:r>
+    </w:p>
+    <w:p>
+      <w:pPr>
+        <w:spacing w:after="120" w:lineRule="auto"/>
+        <w:jc w:val="both"/>
+        <w:rPr>
+          <w:rFonts w:ascii="Times New Roman" w:cs="Times New Roman" w:eastAsia="Times New Roman" w:hAnsi="Times New Roman"/>
+          <w:sz w:val="24"/>
+          <w:szCs w:val="24"/>
+        </w:rPr>
+      </w:pPr>
+      <w:r>
+        <w:rPr>
+          <w:rFonts w:ascii="Times New Roman" w:cs="Times New Roman" w:eastAsia="Times New Roman" w:hAnsi="Times New Roman"/>
+          <w:sz w:val="24"/>
+          <w:szCs w:val="24"/>
+          <w:rtl w:val="0"/>
+        </w:rPr>
+        <w:t xml:space="preserve">Голови ваші перед Господом схиліть.</w:t>
+      </w:r>
+    </w:p>
+    <w:p>
+      <w:pPr>
+        <w:spacing w:after="120" w:lineRule="auto"/>
+        <w:jc w:val="both"/>
+        <w:rPr>
+          <w:rFonts w:ascii="Times New Roman" w:cs="Times New Roman" w:eastAsia="Times New Roman" w:hAnsi="Times New Roman"/>
+          <w:sz w:val="24"/>
+          <w:szCs w:val="24"/>
+        </w:rPr>
+      </w:pPr>
+      <w:r>
+        <w:rPr>
+          <w:rFonts w:ascii="Times New Roman" w:cs="Times New Roman" w:eastAsia="Times New Roman" w:hAnsi="Times New Roman"/>
+          <w:i w:val="1"/>
+          <w:color w:val="ff0000"/>
+          <w:sz w:val="24"/>
+          <w:szCs w:val="24"/>
+          <w:rtl w:val="0"/>
+        </w:rPr>
+        <w:t xml:space="preserve">Вірні:</w:t>
       </w:r>
       <w:r>
         <w:rPr>
@@ -6726,108 +6787,6 @@
           <w:szCs w:val="24"/>
           <w:rtl w:val="0"/>
         </w:rPr>
-        <w:t xml:space="preserve">Мир всім.</w:t>
-      </w:r>
-    </w:p>
-    <w:p>
-      <w:pPr>
-        <w:spacing w:after="120" w:lineRule="auto"/>
-        <w:jc w:val="both"/>
-        <w:rPr>
-          <w:rFonts w:ascii="Times New Roman" w:cs="Times New Roman" w:eastAsia="Times New Roman" w:hAnsi="Times New Roman"/>
-          <w:sz w:val="24"/>
-          <w:szCs w:val="24"/>
-        </w:rPr>
-      </w:pPr>
-      <w:r>
-        <w:rPr>
-          <w:rFonts w:ascii="Times New Roman" w:cs="Times New Roman" w:eastAsia="Times New Roman" w:hAnsi="Times New Roman"/>
-          <w:i w:val="1"/>
-          <w:color w:val="ff0000"/>
-          <w:sz w:val="24"/>
-          <w:szCs w:val="24"/>
-          <w:rtl w:val="0"/>
-        </w:rPr>
-        <w:t xml:space="preserve">Вірні:</w:t>
-      </w:r>
-      <w:r>
-        <w:rPr>
-          <w:rFonts w:ascii="Times New Roman" w:cs="Times New Roman" w:eastAsia="Times New Roman" w:hAnsi="Times New Roman"/>
-          <w:color w:val="ff0000"/>
-          <w:sz w:val="24"/>
-          <w:szCs w:val="24"/>
-          <w:rtl w:val="0"/>
-        </w:rPr>
-        <w:t xml:space="preserve"> </w:t>
-      </w:r>
-      <w:r>
-        <w:rPr>
-          <w:rFonts w:ascii="Times New Roman" w:cs="Times New Roman" w:eastAsia="Times New Roman" w:hAnsi="Times New Roman"/>
-          <w:sz w:val="24"/>
-          <w:szCs w:val="24"/>
-          <w:rtl w:val="0"/>
-        </w:rPr>
-        <w:t xml:space="preserve">І духові твоєму.</w:t>
-      </w:r>
-    </w:p>
-    <w:p>
-      <w:pPr>
-        <w:spacing w:after="120" w:lineRule="auto"/>
-        <w:jc w:val="both"/>
-        <w:rPr>
-          <w:rFonts w:ascii="Times New Roman" w:cs="Times New Roman" w:eastAsia="Times New Roman" w:hAnsi="Times New Roman"/>
-          <w:sz w:val="24"/>
-          <w:szCs w:val="24"/>
-        </w:rPr>
-      </w:pPr>
-      <w:r>
-        <w:rPr>
-          <w:rFonts w:ascii="Times New Roman" w:cs="Times New Roman" w:eastAsia="Times New Roman" w:hAnsi="Times New Roman"/>
-          <w:sz w:val="24"/>
-          <w:szCs w:val="24"/>
-          <w:rtl w:val="0"/>
-        </w:rPr>
-        <w:t xml:space="preserve">Голови ваші перед Господом схиліть.</w:t>
-      </w:r>
-    </w:p>
-    <w:p>
-      <w:pPr>
-        <w:spacing w:after="120" w:lineRule="auto"/>
-        <w:jc w:val="both"/>
-        <w:rPr>
-          <w:rFonts w:ascii="Times New Roman" w:cs="Times New Roman" w:eastAsia="Times New Roman" w:hAnsi="Times New Roman"/>
-          <w:sz w:val="24"/>
-          <w:szCs w:val="24"/>
-        </w:rPr>
-      </w:pPr>
-      <w:r>
-        <w:rPr>
-          <w:rFonts w:ascii="Times New Roman" w:cs="Times New Roman" w:eastAsia="Times New Roman" w:hAnsi="Times New Roman"/>
-          <w:i w:val="1"/>
-          <w:color w:val="ff0000"/>
-          <w:sz w:val="24"/>
-          <w:szCs w:val="24"/>
-          <w:rtl w:val="0"/>
-        </w:rPr>
-        <w:t xml:space="preserve">Вірні:</w:t>
-      </w:r>
-      <w:r>
-        <w:rPr>
-          <w:rFonts w:ascii="Times New Roman" w:cs="Times New Roman" w:eastAsia="Times New Roman" w:hAnsi="Times New Roman"/>
-          <w:color w:val="ff0000"/>
-          <w:sz w:val="24"/>
-          <w:szCs w:val="24"/>
-          <w:rtl w:val="0"/>
-        </w:rPr>
-        <w:t xml:space="preserve"> </w:t>
-      </w:r>
-      <w:r>
-        <w:rPr>
-          <w:rFonts w:ascii="Times New Roman" w:cs="Times New Roman" w:eastAsia="Times New Roman" w:hAnsi="Times New Roman"/>
-          <w:sz w:val="24"/>
-          <w:szCs w:val="24"/>
-          <w:rtl w:val="0"/>
-        </w:rPr>
         <w:t xml:space="preserve">Тобі, Господи.</w:t>
       </w:r>
     </w:p>
@@ -6874,33 +6833,19 @@
       </w:pPr>
       <w:r>
         <w:rPr>
-          <w:rFonts w:ascii="Times New Roman" w:cs="Times New Roman" w:eastAsia="Times New Roman" w:hAnsi="Times New Roman"/>
-          <w:i w:val="1"/>
-          <w:color w:val="ff0000"/>
-          <w:sz w:val="24"/>
-          <w:szCs w:val="24"/>
-          <w:rtl w:val="0"/>
-        </w:rPr>
-        <w:t xml:space="preserve">Священик:</w:t>
-      </w:r>
-      <w:r>
-        <w:rPr>
-          <w:rFonts w:ascii="Times New Roman" w:cs="Times New Roman" w:eastAsia="Times New Roman" w:hAnsi="Times New Roman"/>
-          <w:color w:val="ff0000"/>
-          <w:sz w:val="24"/>
-          <w:szCs w:val="24"/>
-          <w:rtl w:val="0"/>
-        </w:rPr>
-        <w:t xml:space="preserve"> </w:t>
-      </w:r>
-      <w:r>
-        <w:rPr>
-          <w:rFonts w:ascii="Times New Roman" w:cs="Times New Roman" w:eastAsia="Times New Roman" w:hAnsi="Times New Roman"/>
-          <w:sz w:val="24"/>
-          <w:szCs w:val="24"/>
-          <w:rtl w:val="0"/>
-        </w:rPr>
-        <w:t xml:space="preserve">Нехай буде влада царства твого благословенна і дуже прославлена: Отця, і Сина, і Святого Духа, нині і повсякчас, і на віки віків.</w:t>
+          <w:rFonts w:ascii="Times New Roman" w:hAnsi="Times New Roman"/>
+          <w:i/>
+          <w:color w:val="FF4400"/>
+          <w:sz w:val="24"/>
+        </w:rPr>
+        <w:t>Священик:</w:t>
+      </w:r>
+      <w:r>
+        <w:rPr>
+          <w:rFonts w:ascii="Times New Roman" w:hAnsi="Times New Roman"/>
+          <w:sz w:val="24"/>
+        </w:rPr>
+        <w:t xml:space="preserve"> Нехай буде влада царства твого благословенна і дуже прославлена: Отця, і Сина, і Святого Духа, нині і повсякчас, і на віки віків.</w:t>
       </w:r>
     </w:p>
     <w:p>
@@ -7529,21 +7474,17 @@
       </w:pPr>
       <w:r>
         <w:rPr>
-          <w:rFonts w:ascii="Times New Roman" w:cs="Times New Roman" w:eastAsia="Times New Roman" w:hAnsi="Times New Roman"/>
-          <w:i w:val="1"/>
-          <w:color w:val="ff0000"/>
-          <w:sz w:val="24"/>
-          <w:szCs w:val="24"/>
-          <w:rtl w:val="0"/>
-        </w:rPr>
-        <w:t xml:space="preserve">Священик:</w:t>
-      </w:r>
-      <w:r>
-        <w:rPr>
-          <w:rFonts w:ascii="Times New Roman" w:cs="Times New Roman" w:eastAsia="Times New Roman" w:hAnsi="Times New Roman"/>
-          <w:sz w:val="24"/>
-          <w:szCs w:val="24"/>
-          <w:rtl w:val="0"/>
+          <w:rFonts w:ascii="Times New Roman" w:hAnsi="Times New Roman"/>
+          <w:i/>
+          <w:color w:val="FF4400"/>
+          <w:sz w:val="24"/>
+        </w:rPr>
+        <w:t>Священик:</w:t>
+      </w:r>
+      <w:r>
+        <w:rPr>
+          <w:rFonts w:ascii="Times New Roman" w:hAnsi="Times New Roman"/>
+          <w:sz w:val="24"/>
         </w:rPr>
         <w:t xml:space="preserve"> Бо твоє є царство, і сила, і слава, Отця, і Сина, і Святого Духа, нині і повсякчас, і на віки віків.</w:t>
       </w:r>
@@ -7635,123 +7576,130 @@
     </w:p>
     <w:p>
       <w:pPr>
-        <w:spacing w:after="120" w:lineRule="auto"/>
-        <w:jc w:val="both"/>
-        <w:rPr>
-          <w:rFonts w:ascii="Times New Roman" w:cs="Times New Roman" w:eastAsia="Times New Roman" w:hAnsi="Times New Roman"/>
-          <w:color w:val="ff0000"/>
-          <w:sz w:val="24"/>
-          <w:szCs w:val="24"/>
-        </w:rPr>
-      </w:pPr>
-      <w:r>
-        <w:rPr>
-          <w:rFonts w:ascii="Times New Roman" w:cs="Times New Roman" w:eastAsia="Times New Roman" w:hAnsi="Times New Roman"/>
-          <w:i w:val="1"/>
-          <w:color w:val="ff0000"/>
-          <w:sz w:val="24"/>
-          <w:szCs w:val="24"/>
-          <w:rtl w:val="0"/>
-        </w:rPr>
-        <w:t xml:space="preserve">(г. 5):</w:t>
-      </w:r>
-      <w:r>
-        <w:rPr>
-          <w:rFonts w:ascii="Times New Roman" w:cs="Times New Roman" w:eastAsia="Times New Roman" w:hAnsi="Times New Roman"/>
-          <w:color w:val="ff0000"/>
-          <w:sz w:val="24"/>
-          <w:szCs w:val="24"/>
-          <w:rtl w:val="0"/>
-        </w:rPr>
-        <w:t xml:space="preserve"> </w:t>
-      </w:r>
-      <w:r>
-        <w:rPr>
-          <w:rFonts w:ascii="Times New Roman" w:cs="Times New Roman" w:eastAsia="Times New Roman" w:hAnsi="Times New Roman"/>
-          <w:sz w:val="24"/>
-          <w:szCs w:val="24"/>
-          <w:rtl w:val="0"/>
-        </w:rPr>
-        <w:t xml:space="preserve">Собезначальне Слово Отцю і Духові,* від Діви роджене на спасіння наше,* оспіваймо, вірні, і поклонімся,* бо благоволив плоттю зійти на хрест* і смерть перетерпіти, і воскресити умерлих* славним воскресенням своїм.</w:t>
-      </w:r>
-      <w:r>
-        <w:rPr>
-          <w:rtl w:val="0"/>
-        </w:rPr>
-      </w:r>
-    </w:p>
-    <w:p>
-      <w:pPr>
-        <w:spacing w:after="120" w:lineRule="auto"/>
-        <w:jc w:val="both"/>
-        <w:rPr>
-          <w:rFonts w:ascii="Times New Roman" w:cs="Times New Roman" w:eastAsia="Times New Roman" w:hAnsi="Times New Roman"/>
-          <w:i w:val="1"/>
-          <w:sz w:val="24"/>
-          <w:szCs w:val="24"/>
-        </w:rPr>
-      </w:pPr>
-      <w:r>
-        <w:rPr>
-          <w:rFonts w:ascii="Times New Roman" w:cs="Times New Roman" w:eastAsia="Times New Roman" w:hAnsi="Times New Roman"/>
-          <w:b w:val="1"/>
-          <w:sz w:val="24"/>
-          <w:szCs w:val="24"/>
-          <w:rtl w:val="0"/>
+        <w:pStyle w:val="a"/>
+      </w:pPr>
+      <w:r>
+        <w:rPr>
+          <w:rFonts w:ascii="Times New Roman" w:hAnsi="Times New Roman"/>
+          <w:i/>
+          <w:color w:val="FF0000"/>
+          <w:sz w:val="24"/>
+        </w:rPr>
+        <w:t>Тропар (г. 5):</w:t>
+      </w:r>
+      <w:r>
+        <w:rPr>
+          <w:rFonts w:ascii="Times New Roman" w:hAnsi="Times New Roman"/>
+          <w:sz w:val="24"/>
+        </w:rPr>
+        <w:t xml:space="preserve"> Собезначальне Слово Отцю і Духові, * від Діви роджене на спасення наше, * оспіваймо, вірні, і поклонімся, * бо благоволив плоттю зійти на хрест * і смерть перетерпіти, і воскресити умерлих </w:t>
+      </w:r>
+      <w:r>
+        <w:rPr>
+          <w:rFonts w:ascii="Times New Roman" w:hAnsi="Times New Roman"/>
+          <w:sz w:val="24"/>
+        </w:rPr>
+        <w:t>* славним воскресі</w:t>
+      </w:r>
+      <w:r>
+        <w:rPr>
+          <w:rFonts w:ascii="Times New Roman" w:hAnsi="Times New Roman"/>
+          <w:sz w:val="24"/>
+        </w:rPr>
+        <w:t>нням своїм.</w:t>
+      </w:r>
+    </w:p>
+    <w:p>
+      <w:pPr>
+        <w:pStyle w:val="Normal"/>
+      </w:pPr>
+      <w:r>
+        <w:rPr>
+          <w:rFonts w:ascii="Times New Roman" w:hAnsi="Times New Roman"/>
+          <w:b/>
+          <w:sz w:val="24"/>
         </w:rPr>
         <w:t xml:space="preserve">Слава: </w:t>
       </w:r>
       <w:r>
         <w:rPr>
-          <w:rtl w:val="0"/>
-        </w:rPr>
-      </w:r>
-    </w:p>
-    <w:p>
-      <w:pPr>
-        <w:spacing w:after="120" w:lineRule="auto"/>
-        <w:jc w:val="both"/>
-        <w:rPr>
-          <w:rFonts w:ascii="Times New Roman" w:cs="Times New Roman" w:eastAsia="Times New Roman" w:hAnsi="Times New Roman"/>
-          <w:sz w:val="24"/>
-          <w:szCs w:val="24"/>
-        </w:rPr>
-      </w:pPr>
-      <w:r>
-        <w:rPr>
-          <w:rFonts w:ascii="Times New Roman" w:cs="Times New Roman" w:eastAsia="Times New Roman" w:hAnsi="Times New Roman"/>
-          <w:b w:val="1"/>
-          <w:sz w:val="24"/>
-          <w:szCs w:val="24"/>
-          <w:rtl w:val="0"/>
-        </w:rPr>
-        <w:t xml:space="preserve">І нині:</w:t>
-      </w:r>
-      <w:r>
-        <w:rPr>
-          <w:rFonts w:ascii="Times New Roman" w:cs="Times New Roman" w:eastAsia="Times New Roman" w:hAnsi="Times New Roman"/>
-          <w:sz w:val="24"/>
-          <w:szCs w:val="24"/>
-          <w:rtl w:val="0"/>
-        </w:rPr>
-        <w:t xml:space="preserve"> </w:t>
-      </w:r>
-    </w:p>
-    <w:p>
-      <w:pPr>
-        <w:spacing w:after="120" w:lineRule="auto"/>
-        <w:jc w:val="both"/>
-        <w:rPr>
-          <w:rFonts w:ascii="Times New Roman" w:cs="Times New Roman" w:eastAsia="Times New Roman" w:hAnsi="Times New Roman"/>
-          <w:sz w:val="24"/>
-          <w:szCs w:val="24"/>
-        </w:rPr>
-      </w:pPr>
-      <w:r>
-        <w:rPr>
-          <w:rtl w:val="0"/>
-        </w:rPr>
-      </w:r>
+          <w:rFonts w:ascii="Times New Roman" w:hAnsi="Times New Roman"/>
+          <w:i/>
+          <w:color w:val="FF0000"/>
+          <w:sz w:val="24"/>
+        </w:rPr>
+        <w:t>Тропар (г. 8):</w:t>
+      </w:r>
+      <w:r>
+        <w:rPr>
+          <w:rFonts w:ascii="Times New Roman" w:hAnsi="Times New Roman"/>
+          <w:sz w:val="24"/>
+        </w:rPr>
+        <w:t xml:space="preserve"> Православ’я наставнику, благочестя і чистоти учителю,</w:t>
+      </w:r>
+      <w:r>
+        <w:rPr>
+          <w:rFonts w:ascii="Times New Roman" w:hAnsi="Times New Roman"/>
+          <w:sz w:val="24"/>
+          <w:highlight w:val="white"/>
+        </w:rPr>
+        <w:t>*</w:t>
+      </w:r>
+      <w:r>
+        <w:rPr>
+          <w:rFonts w:ascii="Times New Roman" w:hAnsi="Times New Roman"/>
+          <w:sz w:val="24"/>
+        </w:rPr>
+        <w:t xml:space="preserve"> вселенної світильнику, архиєреїв окрасо богонатхнена, Леве премудрий,* вченнями твоїми всіх просвітив єси, трубо духовна,* моли Христа Бога, щоб спаслись душі наші.</w:t>
+      </w:r>
+    </w:p>
+    <w:p>
+      <w:pPr>
+        <w:pStyle w:val="a"/>
+      </w:pPr>
+      <w:r>
+        <w:rPr>
+          <w:rFonts w:ascii="Times New Roman" w:hAnsi="Times New Roman"/>
+          <w:b/>
+          <w:sz w:val="24"/>
+        </w:rPr>
+        <w:t xml:space="preserve">І нині: </w:t>
+      </w:r>
+      <w:r>
+        <w:rPr>
+          <w:rFonts w:ascii="Times New Roman" w:hAnsi="Times New Roman"/>
+          <w:i/>
+          <w:color w:val="FF0000"/>
+          <w:sz w:val="24"/>
+        </w:rPr>
+        <w:t xml:space="preserve">Богородичний (г. 8): </w:t>
+      </w:r>
+      <w:r>
+        <w:rPr>
+          <w:rFonts w:ascii="Times New Roman" w:hAnsi="Times New Roman"/>
+          <w:sz w:val="24"/>
+        </w:rPr>
+        <w:t xml:space="preserve">Ти, Милосердний, що задля нас народився з Діви,* витерпів розп'яття і смертю смерть подолав* і, як Бог, </w:t>
+      </w:r>
+      <w:r>
+        <w:rPr>
+          <w:rFonts w:ascii="Times New Roman" w:hAnsi="Times New Roman"/>
+          <w:sz w:val="24"/>
+        </w:rPr>
+        <w:t>появив</w:t>
+      </w:r>
+      <w:r>
+        <w:rPr>
+          <w:rFonts w:ascii="Times New Roman" w:hAnsi="Times New Roman"/>
+          <w:sz w:val="24"/>
+        </w:rPr>
+        <w:t xml:space="preserve"> воскресіння,* не погорди тими, що їх ти створив рукою своєю.* Покажи, Милостивий, своє чоловіколюбство,* прийми Богородицю, що тебе породила й молиться за нас,* і спаси, Спасе наш, людей зневірених.</w:t>
+      </w:r>
+    </w:p>
+    <w:p>
+      <w:pPr>
+        <w:pStyle w:val="a"/>
+      </w:pPr>
     </w:p>
     <w:p>
       <w:pPr>
@@ -7849,14 +7797,41 @@
       </w:pPr>
       <w:r>
         <w:rPr>
-          <w:rFonts w:ascii="Times New Roman" w:cs="Times New Roman" w:eastAsia="Times New Roman" w:hAnsi="Times New Roman"/>
-          <w:i w:val="1"/>
-          <w:color w:val="ff0000"/>
-          <w:sz w:val="24"/>
-          <w:szCs w:val="24"/>
-          <w:rtl w:val="0"/>
-        </w:rPr>
-        <w:t xml:space="preserve">Священик:</w:t>
+          <w:rFonts w:ascii="Times New Roman" w:hAnsi="Times New Roman"/>
+          <w:i/>
+          <w:color w:val="FF4400"/>
+          <w:sz w:val="24"/>
+        </w:rPr>
+        <w:t>Священик:</w:t>
+      </w:r>
+      <w:r>
+        <w:rPr>
+          <w:rFonts w:ascii="Times New Roman" w:hAnsi="Times New Roman"/>
+          <w:sz w:val="24"/>
+        </w:rPr>
+        <w:t xml:space="preserve"> Благословенний Христос, Бог наш, завжди, нині і повсякчас, і на віки віків.</w:t>
+      </w:r>
+    </w:p>
+    <w:p>
+      <w:pPr>
+        <w:spacing w:after="120" w:lineRule="auto"/>
+        <w:jc w:val="both"/>
+        <w:rPr>
+          <w:rFonts w:ascii="Times New Roman" w:cs="Times New Roman" w:eastAsia="Times New Roman" w:hAnsi="Times New Roman"/>
+          <w:sz w:val="24"/>
+          <w:szCs w:val="24"/>
+        </w:rPr>
+      </w:pPr>
+      <w:r>
+        <w:rPr>
+          <w:rFonts w:ascii="Times New Roman" w:cs="Times New Roman" w:eastAsia="Times New Roman" w:hAnsi="Times New Roman"/>
+          <w:i w:val="1"/>
+          <w:color w:val="ff0000"/>
+          <w:sz w:val="24"/>
+          <w:szCs w:val="24"/>
+          <w:rtl w:val="0"/>
+        </w:rPr>
+        <w:t xml:space="preserve">Вірні:</w:t>
       </w:r>
       <w:r>
         <w:rPr>
@@ -7875,7 +7850,34 @@
           <w:szCs w:val="24"/>
           <w:rtl w:val="0"/>
         </w:rPr>
-        <w:t xml:space="preserve">Благословенний Христос, Бог наш, завжди, нині і повсякчас, і на віки віків.</w:t>
+        <w:t xml:space="preserve">Амінь. Утверди, Боже, святу православну віру на віки віків.</w:t>
+      </w:r>
+    </w:p>
+    <w:p>
+      <w:pPr>
+        <w:spacing w:after="120" w:lineRule="auto"/>
+        <w:jc w:val="both"/>
+        <w:rPr>
+          <w:rFonts w:ascii="Times New Roman" w:cs="Times New Roman" w:eastAsia="Times New Roman" w:hAnsi="Times New Roman"/>
+          <w:sz w:val="24"/>
+          <w:szCs w:val="24"/>
+        </w:rPr>
+      </w:pPr>
+      <w:r>
+        <w:rPr>
+          <w:rFonts w:ascii="Times New Roman" w:hAnsi="Times New Roman"/>
+          <w:i/>
+          <w:color w:val="FF4400"/>
+          <w:sz w:val="24"/>
+        </w:rPr>
+        <w:t>Священик:</w:t>
+      </w:r>
+      <w:r>
+        <w:rPr>
+          <w:rFonts w:ascii="Times New Roman" w:hAnsi="Times New Roman"/>
+          <w:sz w:val="24"/>
+        </w:rPr>
+        <w:t xml:space="preserve"> Пресвята Богородице, спаси нас.</w:t>
       </w:r>
     </w:p>
     <w:p>
@@ -7902,62 +7904,38 @@
       <w:r>
         <w:rPr>
           <w:rFonts w:ascii="Times New Roman" w:cs="Times New Roman" w:eastAsia="Times New Roman" w:hAnsi="Times New Roman"/>
-          <w:color w:val="ff0000"/>
-          <w:sz w:val="24"/>
-          <w:szCs w:val="24"/>
-          <w:rtl w:val="0"/>
-        </w:rPr>
-        <w:t xml:space="preserve"> </w:t>
-      </w:r>
-      <w:r>
-        <w:rPr>
-          <w:rFonts w:ascii="Times New Roman" w:cs="Times New Roman" w:eastAsia="Times New Roman" w:hAnsi="Times New Roman"/>
-          <w:sz w:val="24"/>
-          <w:szCs w:val="24"/>
-          <w:rtl w:val="0"/>
-        </w:rPr>
-        <w:t xml:space="preserve">Амінь. Утверди, Боже, святу православну віру на віки віків.</w:t>
-      </w:r>
-    </w:p>
-    <w:p>
-      <w:pPr>
-        <w:spacing w:after="120" w:lineRule="auto"/>
-        <w:jc w:val="both"/>
-        <w:rPr>
-          <w:rFonts w:ascii="Times New Roman" w:cs="Times New Roman" w:eastAsia="Times New Roman" w:hAnsi="Times New Roman"/>
-          <w:sz w:val="24"/>
-          <w:szCs w:val="24"/>
-        </w:rPr>
-      </w:pPr>
-      <w:r>
-        <w:rPr>
-          <w:rFonts w:ascii="Times New Roman" w:cs="Times New Roman" w:eastAsia="Times New Roman" w:hAnsi="Times New Roman"/>
-          <w:i w:val="1"/>
-          <w:color w:val="ff0000"/>
-          <w:sz w:val="24"/>
-          <w:szCs w:val="24"/>
-          <w:rtl w:val="0"/>
-        </w:rPr>
-        <w:t xml:space="preserve">Священик:</w:t>
-      </w:r>
-      <w:r>
-        <w:rPr>
-          <w:rFonts w:ascii="Times New Roman" w:cs="Times New Roman" w:eastAsia="Times New Roman" w:hAnsi="Times New Roman"/>
-          <w:color w:val="ff0000"/>
-          <w:sz w:val="24"/>
-          <w:szCs w:val="24"/>
-          <w:rtl w:val="0"/>
-        </w:rPr>
-        <w:t xml:space="preserve"> </w:t>
-      </w:r>
-      <w:r>
-        <w:rPr>
-          <w:rFonts w:ascii="Times New Roman" w:cs="Times New Roman" w:eastAsia="Times New Roman" w:hAnsi="Times New Roman"/>
-          <w:sz w:val="24"/>
-          <w:szCs w:val="24"/>
-          <w:rtl w:val="0"/>
-        </w:rPr>
-        <w:t xml:space="preserve">Пресвята Богородице, спаси нас.</w:t>
+          <w:sz w:val="24"/>
+          <w:szCs w:val="24"/>
+          <w:rtl w:val="0"/>
+        </w:rPr>
+        <w:t xml:space="preserve"> Чеснішу від херувимів і незрівнянно славнішу від серафимів, що без зотління Бога Слово породила, сущу Богородицю, тебе величаємо.</w:t>
+      </w:r>
+    </w:p>
+    <w:p>
+      <w:pPr>
+        <w:spacing w:after="120" w:lineRule="auto"/>
+        <w:jc w:val="both"/>
+        <w:rPr>
+          <w:rFonts w:ascii="Times New Roman" w:cs="Times New Roman" w:eastAsia="Times New Roman" w:hAnsi="Times New Roman"/>
+          <w:sz w:val="24"/>
+          <w:szCs w:val="24"/>
+        </w:rPr>
+      </w:pPr>
+      <w:r>
+        <w:rPr>
+          <w:rFonts w:ascii="Times New Roman" w:hAnsi="Times New Roman"/>
+          <w:i/>
+          <w:color w:val="FF4400"/>
+          <w:sz w:val="24"/>
+        </w:rPr>
+        <w:t>Священик:</w:t>
+      </w:r>
+      <w:r>
+        <w:rPr>
+          <w:rFonts w:ascii="Times New Roman" w:hAnsi="Times New Roman"/>
+          <w:sz w:val="24"/>
+        </w:rPr>
+        <w:t xml:space="preserve"> Слава тобі, Христе Боже, надіє наша, слава тобі!</w:t>
       </w:r>
     </w:p>
     <w:p>
@@ -7988,78 +7966,6 @@
           <w:szCs w:val="24"/>
           <w:rtl w:val="0"/>
         </w:rPr>
-        <w:t xml:space="preserve"> Чеснішу від херувимів і незрівнянно славнішу від серафимів, що без зотління Бога Слово породила, сущу Богородицю, тебе величаємо.</w:t>
-      </w:r>
-    </w:p>
-    <w:p>
-      <w:pPr>
-        <w:spacing w:after="120" w:lineRule="auto"/>
-        <w:jc w:val="both"/>
-        <w:rPr>
-          <w:rFonts w:ascii="Times New Roman" w:cs="Times New Roman" w:eastAsia="Times New Roman" w:hAnsi="Times New Roman"/>
-          <w:sz w:val="24"/>
-          <w:szCs w:val="24"/>
-        </w:rPr>
-      </w:pPr>
-      <w:r>
-        <w:rPr>
-          <w:rFonts w:ascii="Times New Roman" w:cs="Times New Roman" w:eastAsia="Times New Roman" w:hAnsi="Times New Roman"/>
-          <w:i w:val="1"/>
-          <w:color w:val="ff0000"/>
-          <w:sz w:val="24"/>
-          <w:szCs w:val="24"/>
-          <w:rtl w:val="0"/>
-        </w:rPr>
-        <w:t xml:space="preserve">Священик:</w:t>
-      </w:r>
-      <w:r>
-        <w:rPr>
-          <w:rFonts w:ascii="Times New Roman" w:cs="Times New Roman" w:eastAsia="Times New Roman" w:hAnsi="Times New Roman"/>
-          <w:color w:val="ff0000"/>
-          <w:sz w:val="24"/>
-          <w:szCs w:val="24"/>
-          <w:rtl w:val="0"/>
-        </w:rPr>
-        <w:t xml:space="preserve"> </w:t>
-      </w:r>
-      <w:r>
-        <w:rPr>
-          <w:rFonts w:ascii="Times New Roman" w:cs="Times New Roman" w:eastAsia="Times New Roman" w:hAnsi="Times New Roman"/>
-          <w:sz w:val="24"/>
-          <w:szCs w:val="24"/>
-          <w:rtl w:val="0"/>
-        </w:rPr>
-        <w:t xml:space="preserve">Слава тобі, Христе Боже, надіє наша, слава тобі!</w:t>
-      </w:r>
-    </w:p>
-    <w:p>
-      <w:pPr>
-        <w:spacing w:after="120" w:lineRule="auto"/>
-        <w:jc w:val="both"/>
-        <w:rPr>
-          <w:rFonts w:ascii="Times New Roman" w:cs="Times New Roman" w:eastAsia="Times New Roman" w:hAnsi="Times New Roman"/>
-          <w:sz w:val="24"/>
-          <w:szCs w:val="24"/>
-        </w:rPr>
-      </w:pPr>
-      <w:r>
-        <w:rPr>
-          <w:rFonts w:ascii="Times New Roman" w:cs="Times New Roman" w:eastAsia="Times New Roman" w:hAnsi="Times New Roman"/>
-          <w:i w:val="1"/>
-          <w:color w:val="ff0000"/>
-          <w:sz w:val="24"/>
-          <w:szCs w:val="24"/>
-          <w:rtl w:val="0"/>
-        </w:rPr>
-        <w:t xml:space="preserve">Вірні:</w:t>
-      </w:r>
-      <w:r>
-        <w:rPr>
-          <w:rFonts w:ascii="Times New Roman" w:cs="Times New Roman" w:eastAsia="Times New Roman" w:hAnsi="Times New Roman"/>
-          <w:sz w:val="24"/>
-          <w:szCs w:val="24"/>
-          <w:rtl w:val="0"/>
-        </w:rPr>
         <w:t xml:space="preserve"> Слава Отцю і Сину, і Святому Духові, і нині і повсякчас, і на віки віків. Амінь. Господи, помилуй </w:t>
       </w:r>
       <w:r>
@@ -8094,54 +8000,37 @@
       </w:r>
     </w:p>
     <w:p>
-      <w:pPr>
-        <w:spacing w:after="120" w:lineRule="auto"/>
-        <w:jc w:val="both"/>
-        <w:rPr>
-          <w:rFonts w:ascii="Times New Roman" w:cs="Times New Roman" w:eastAsia="Times New Roman" w:hAnsi="Times New Roman"/>
-          <w:sz w:val="24"/>
-          <w:szCs w:val="24"/>
-        </w:rPr>
-      </w:pPr>
-      <w:r>
-        <w:rPr>
-          <w:rFonts w:ascii="Times New Roman" w:cs="Times New Roman" w:eastAsia="Times New Roman" w:hAnsi="Times New Roman"/>
-          <w:i w:val="1"/>
-          <w:color w:val="ff0000"/>
-          <w:sz w:val="24"/>
-          <w:szCs w:val="24"/>
-          <w:rtl w:val="0"/>
-        </w:rPr>
-        <w:t xml:space="preserve">Священик:</w:t>
-      </w:r>
-      <w:r>
-        <w:rPr>
-          <w:rFonts w:ascii="Times New Roman" w:cs="Times New Roman" w:eastAsia="Times New Roman" w:hAnsi="Times New Roman"/>
-          <w:sz w:val="24"/>
-          <w:szCs w:val="24"/>
-          <w:rtl w:val="0"/>
-        </w:rPr>
-        <w:t xml:space="preserve"> Христос, що воскрес із мертвих, істинний Бог наш, молитвами пречистої своєї Матері, святих, славних і всехвальних апостолів, і святого </w:t>
-      </w:r>
-      <w:r>
-        <w:rPr>
-          <w:rFonts w:ascii="Times New Roman" w:cs="Times New Roman" w:eastAsia="Times New Roman" w:hAnsi="Times New Roman"/>
-          <w:i w:val="1"/>
-          <w:color w:val="ff0000"/>
-          <w:sz w:val="24"/>
-          <w:szCs w:val="24"/>
-          <w:rtl w:val="0"/>
-        </w:rPr>
-        <w:t xml:space="preserve">(ім'я, якого є храм)</w:t>
-      </w:r>
-      <w:r>
-        <w:rPr>
-          <w:rFonts w:ascii="Times New Roman" w:cs="Times New Roman" w:eastAsia="Times New Roman" w:hAnsi="Times New Roman"/>
-          <w:sz w:val="24"/>
-          <w:szCs w:val="24"/>
-          <w:rtl w:val="0"/>
-        </w:rPr>
-        <w:t xml:space="preserve">, і святого …, і всіх святих, помилує і спасе нас, як благий і чоловіколюбець.</w:t>
+      <w:r>
+        <w:rPr>
+          <w:rFonts w:ascii="Times New Roman" w:hAnsi="Times New Roman"/>
+          <w:i/>
+          <w:color w:val="FF4400"/>
+          <w:sz w:val="24"/>
+        </w:rPr>
+        <w:t>Священик:</w:t>
+      </w:r>
+      <w:r>
+        <w:rPr>
+          <w:rFonts w:ascii="Times New Roman" w:hAnsi="Times New Roman"/>
+          <w:sz w:val="24"/>
+        </w:rPr>
+        <w:t xml:space="preserve"> Христос, що воскрес із мертвих, істинний Бог наш, молитвами пречистої своєї Матері, святих, славних і всехвальних апостолів, святого, </w:t>
+      </w:r>
+      <w:r>
+        <w:rPr>
+          <w:rFonts w:ascii="Times New Roman" w:hAnsi="Times New Roman"/>
+          <w:i/>
+          <w:color w:val="FF4400"/>
+          <w:sz w:val="24"/>
+        </w:rPr>
+        <w:t>якого є храм</w:t>
+      </w:r>
+      <w:r>
+        <w:rPr>
+          <w:rFonts w:ascii="Times New Roman" w:hAnsi="Times New Roman"/>
+          <w:sz w:val="24"/>
+        </w:rPr>
+        <w:t>, святого отця нашого Лева, папи Римського, і всіх святих, помилує і спасе нас, як благий і чоловіколюбець.</w:t>
       </w:r>
     </w:p>
     <w:p>
@@ -8331,33 +8220,19 @@
       </w:pPr>
       <w:r>
         <w:rPr>
-          <w:rFonts w:ascii="Times New Roman" w:cs="Times New Roman" w:eastAsia="Times New Roman" w:hAnsi="Times New Roman"/>
-          <w:i w:val="1"/>
-          <w:color w:val="ff0000"/>
-          <w:sz w:val="24"/>
-          <w:szCs w:val="24"/>
-          <w:rtl w:val="0"/>
-        </w:rPr>
-        <w:t xml:space="preserve">Священик</w:t>
-      </w:r>
-      <w:r>
-        <w:rPr>
-          <w:rFonts w:ascii="Times New Roman" w:cs="Times New Roman" w:eastAsia="Times New Roman" w:hAnsi="Times New Roman"/>
-          <w:color w:val="ff0000"/>
-          <w:sz w:val="24"/>
-          <w:szCs w:val="24"/>
-          <w:rtl w:val="0"/>
-        </w:rPr>
-        <w:t xml:space="preserve">: </w:t>
-      </w:r>
-      <w:r>
-        <w:rPr>
-          <w:rFonts w:ascii="Times New Roman" w:cs="Times New Roman" w:eastAsia="Times New Roman" w:hAnsi="Times New Roman"/>
-          <w:sz w:val="24"/>
-          <w:szCs w:val="24"/>
-          <w:rtl w:val="0"/>
-        </w:rPr>
-        <w:t xml:space="preserve">Слава святій, одноістотній, животворящій і нероздільній Тройці, завжди, нині і повсякчас, і на віки віків.</w:t>
+          <w:rFonts w:ascii="Times New Roman" w:hAnsi="Times New Roman"/>
+          <w:i/>
+          <w:color w:val="FF4400"/>
+          <w:sz w:val="24"/>
+        </w:rPr>
+        <w:t>Священик:</w:t>
+      </w:r>
+      <w:r>
+        <w:rPr>
+          <w:rFonts w:ascii="Times New Roman" w:hAnsi="Times New Roman"/>
+          <w:sz w:val="24"/>
+        </w:rPr>
+        <w:t xml:space="preserve"> Слава святій, одноістотній, животворящій і нероздільній Тройці, завжди, нині і повсякчас, і на віки віків.</w:t>
       </w:r>
     </w:p>
     <w:p>
@@ -12102,21 +11977,17 @@
       </w:pPr>
       <w:r>
         <w:rPr>
-          <w:rFonts w:ascii="Times New Roman" w:cs="Times New Roman" w:eastAsia="Times New Roman" w:hAnsi="Times New Roman"/>
-          <w:i w:val="1"/>
-          <w:color w:val="ff0000"/>
-          <w:sz w:val="24"/>
-          <w:szCs w:val="24"/>
-          <w:rtl w:val="0"/>
-        </w:rPr>
-        <w:t xml:space="preserve">Священик:</w:t>
-      </w:r>
-      <w:r>
-        <w:rPr>
-          <w:rFonts w:ascii="Times New Roman" w:cs="Times New Roman" w:eastAsia="Times New Roman" w:hAnsi="Times New Roman"/>
-          <w:sz w:val="24"/>
-          <w:szCs w:val="24"/>
-          <w:rtl w:val="0"/>
+          <w:rFonts w:ascii="Times New Roman" w:hAnsi="Times New Roman"/>
+          <w:i/>
+          <w:color w:val="FF4400"/>
+          <w:sz w:val="24"/>
+        </w:rPr>
+        <w:t>Священик:</w:t>
+      </w:r>
+      <w:r>
+        <w:rPr>
+          <w:rFonts w:ascii="Times New Roman" w:hAnsi="Times New Roman"/>
+          <w:sz w:val="24"/>
         </w:rPr>
         <w:t xml:space="preserve"> Бо тобі належить усяка слава, честь і поклоніння, Отцю, і Сину, і Святому Духові, нині і повсякчас, і на віки віків.</w:t>
       </w:r>
@@ -12462,193 +12333,130 @@
     </w:p>
     <w:p>
       <w:pPr>
-        <w:spacing w:after="120" w:lineRule="auto"/>
-        <w:jc w:val="both"/>
-        <w:rPr>
-          <w:rFonts w:ascii="Times New Roman" w:cs="Times New Roman" w:eastAsia="Times New Roman" w:hAnsi="Times New Roman"/>
-          <w:color w:val="ff0000"/>
-          <w:sz w:val="24"/>
-          <w:szCs w:val="24"/>
-        </w:rPr>
-      </w:pPr>
-      <w:r>
-        <w:rPr>
-          <w:rFonts w:ascii="Times New Roman" w:cs="Times New Roman" w:eastAsia="Times New Roman" w:hAnsi="Times New Roman"/>
-          <w:i w:val="1"/>
-          <w:color w:val="ff0000"/>
-          <w:sz w:val="24"/>
-          <w:szCs w:val="24"/>
-          <w:rtl w:val="0"/>
-        </w:rPr>
-        <w:t xml:space="preserve">(г. 5):</w:t>
-      </w:r>
-      <w:r>
-        <w:rPr>
-          <w:rFonts w:ascii="Times New Roman" w:cs="Times New Roman" w:eastAsia="Times New Roman" w:hAnsi="Times New Roman"/>
-          <w:color w:val="ff0000"/>
-          <w:sz w:val="24"/>
-          <w:szCs w:val="24"/>
-          <w:rtl w:val="0"/>
-        </w:rPr>
-        <w:t xml:space="preserve"> </w:t>
-      </w:r>
-      <w:r>
-        <w:rPr>
-          <w:rFonts w:ascii="Times New Roman" w:cs="Times New Roman" w:eastAsia="Times New Roman" w:hAnsi="Times New Roman"/>
-          <w:sz w:val="24"/>
-          <w:szCs w:val="24"/>
-          <w:rtl w:val="0"/>
-        </w:rPr>
-        <w:t xml:space="preserve">Собезначальне Слово Отцю і Духові,* від Діви роджене на спасіння наше,* оспіваймо, вірні, і поклонімся,* бо благоволив плоттю зійти на хрест* і смерть перетерпіти, і воскресити умерлих* славним воскресенням своїм. </w:t>
-      </w:r>
-      <w:r>
-        <w:rPr>
-          <w:rFonts w:ascii="Times New Roman" w:cs="Times New Roman" w:eastAsia="Times New Roman" w:hAnsi="Times New Roman"/>
-          <w:i w:val="1"/>
-          <w:color w:val="ff0000"/>
-          <w:sz w:val="24"/>
-          <w:szCs w:val="24"/>
-          <w:rtl w:val="0"/>
-        </w:rPr>
-        <w:t xml:space="preserve">(2 р.)</w:t>
-      </w:r>
-      <w:r>
-        <w:rPr>
-          <w:rtl w:val="0"/>
-        </w:rPr>
-      </w:r>
-    </w:p>
-    <w:p>
-      <w:pPr>
-        <w:spacing w:after="120" w:lineRule="auto"/>
-        <w:jc w:val="both"/>
-        <w:rPr>
-          <w:rFonts w:ascii="Times New Roman" w:cs="Times New Roman" w:eastAsia="Times New Roman" w:hAnsi="Times New Roman"/>
-          <w:b w:val="1"/>
-          <w:sz w:val="24"/>
-          <w:szCs w:val="24"/>
-        </w:rPr>
-      </w:pPr>
-      <w:r>
-        <w:rPr>
-          <w:rtl w:val="0"/>
-        </w:rPr>
-      </w:r>
-    </w:p>
-    <w:p>
-      <w:pPr>
-        <w:spacing w:after="120" w:lineRule="auto"/>
-        <w:jc w:val="both"/>
-        <w:rPr>
-          <w:rFonts w:ascii="Times New Roman" w:cs="Times New Roman" w:eastAsia="Times New Roman" w:hAnsi="Times New Roman"/>
-          <w:i w:val="1"/>
-          <w:sz w:val="24"/>
-          <w:szCs w:val="24"/>
-        </w:rPr>
-      </w:pPr>
-      <w:r>
-        <w:rPr>
-          <w:rFonts w:ascii="Times New Roman" w:cs="Times New Roman" w:eastAsia="Times New Roman" w:hAnsi="Times New Roman"/>
-          <w:b w:val="1"/>
-          <w:sz w:val="24"/>
-          <w:szCs w:val="24"/>
-          <w:rtl w:val="0"/>
+        <w:pStyle w:val="a"/>
+      </w:pPr>
+      <w:r>
+        <w:rPr>
+          <w:rFonts w:ascii="Times New Roman" w:hAnsi="Times New Roman"/>
+          <w:i/>
+          <w:color w:val="FF0000"/>
+          <w:sz w:val="24"/>
+        </w:rPr>
+        <w:t>Тропар (г. 5):</w:t>
+      </w:r>
+      <w:r>
+        <w:rPr>
+          <w:rFonts w:ascii="Times New Roman" w:hAnsi="Times New Roman"/>
+          <w:sz w:val="24"/>
+        </w:rPr>
+        <w:t xml:space="preserve"> Собезначальне Слово Отцю і Духові, * від Діви роджене на спасення наше, * оспіваймо, вірні, і поклонімся, * бо благоволив плоттю зійти на хрест * і смерть перетерпіти, і воскресити умерлих </w:t>
+      </w:r>
+      <w:r>
+        <w:rPr>
+          <w:rFonts w:ascii="Times New Roman" w:hAnsi="Times New Roman"/>
+          <w:sz w:val="24"/>
+        </w:rPr>
+        <w:t>* славним воскресі</w:t>
+      </w:r>
+      <w:r>
+        <w:rPr>
+          <w:rFonts w:ascii="Times New Roman" w:hAnsi="Times New Roman"/>
+          <w:sz w:val="24"/>
+        </w:rPr>
+        <w:t>нням своїм.</w:t>
+      </w:r>
+    </w:p>
+    <w:p>
+      <w:pPr>
+        <w:pStyle w:val="Normal"/>
+      </w:pPr>
+      <w:r>
+        <w:rPr>
+          <w:rFonts w:ascii="Times New Roman" w:hAnsi="Times New Roman"/>
+          <w:b/>
+          <w:sz w:val="24"/>
         </w:rPr>
         <w:t xml:space="preserve">Слава: </w:t>
       </w:r>
       <w:r>
         <w:rPr>
-          <w:rtl w:val="0"/>
-        </w:rPr>
-      </w:r>
-    </w:p>
-    <w:p>
-      <w:pPr>
-        <w:spacing w:after="120" w:lineRule="auto"/>
-        <w:jc w:val="both"/>
-        <w:rPr>
-          <w:rFonts w:ascii="Times New Roman" w:cs="Times New Roman" w:eastAsia="Times New Roman" w:hAnsi="Times New Roman"/>
-          <w:sz w:val="24"/>
-          <w:szCs w:val="24"/>
-        </w:rPr>
-      </w:pPr>
-      <w:r>
-        <w:rPr>
-          <w:rFonts w:ascii="Times New Roman" w:cs="Times New Roman" w:eastAsia="Times New Roman" w:hAnsi="Times New Roman"/>
-          <w:b w:val="1"/>
-          <w:sz w:val="24"/>
-          <w:szCs w:val="24"/>
-          <w:rtl w:val="0"/>
-        </w:rPr>
-        <w:t xml:space="preserve">І нині:</w:t>
-      </w:r>
-      <w:r>
-        <w:rPr>
-          <w:rFonts w:ascii="Times New Roman" w:cs="Times New Roman" w:eastAsia="Times New Roman" w:hAnsi="Times New Roman"/>
-          <w:sz w:val="24"/>
-          <w:szCs w:val="24"/>
-          <w:rtl w:val="0"/>
-        </w:rPr>
-        <w:t xml:space="preserve"> </w:t>
-      </w:r>
-    </w:p>
-    <w:p>
-      <w:pPr>
-        <w:spacing w:after="120" w:lineRule="auto"/>
-        <w:jc w:val="both"/>
-        <w:rPr>
-          <w:rFonts w:ascii="Times New Roman" w:cs="Times New Roman" w:eastAsia="Times New Roman" w:hAnsi="Times New Roman"/>
-          <w:sz w:val="24"/>
-          <w:szCs w:val="24"/>
-        </w:rPr>
-      </w:pPr>
-      <w:r>
-        <w:rPr>
-          <w:rtl w:val="0"/>
-        </w:rPr>
-      </w:r>
-    </w:p>
-    <w:p>
-      <w:pPr>
-        <w:spacing w:after="120" w:lineRule="auto"/>
-        <w:jc w:val="both"/>
-        <w:rPr>
-          <w:rFonts w:ascii="Times New Roman" w:cs="Times New Roman" w:eastAsia="Times New Roman" w:hAnsi="Times New Roman"/>
-          <w:i w:val="1"/>
-          <w:color w:val="ff0000"/>
-          <w:sz w:val="24"/>
-          <w:szCs w:val="24"/>
-        </w:rPr>
-      </w:pPr>
-      <w:r>
-        <w:rPr>
-          <w:rFonts w:ascii="Times New Roman" w:cs="Times New Roman" w:eastAsia="Times New Roman" w:hAnsi="Times New Roman"/>
-          <w:i w:val="1"/>
-          <w:color w:val="ff0000"/>
-          <w:sz w:val="24"/>
-          <w:szCs w:val="24"/>
-          <w:rtl w:val="0"/>
-        </w:rPr>
-        <w:t xml:space="preserve">По тропарях читає читець чергову катизму, після якої диякон перед св. дверми виголошує:</w:t>
-      </w:r>
-    </w:p>
-    <w:p>
-      <w:pPr>
-        <w:spacing w:after="120" w:lineRule="auto"/>
-        <w:jc w:val="both"/>
-        <w:rPr>
-          <w:rFonts w:ascii="Times New Roman" w:cs="Times New Roman" w:eastAsia="Times New Roman" w:hAnsi="Times New Roman"/>
-          <w:i w:val="1"/>
-          <w:color w:val="000000"/>
-          <w:sz w:val="24"/>
-          <w:szCs w:val="24"/>
-        </w:rPr>
-      </w:pPr>
-      <w:r>
-        <w:rPr>
-          <w:rtl w:val="0"/>
-        </w:rPr>
-      </w:r>
+          <w:rFonts w:ascii="Times New Roman" w:hAnsi="Times New Roman"/>
+          <w:i/>
+          <w:color w:val="FF0000"/>
+          <w:sz w:val="24"/>
+        </w:rPr>
+        <w:t>Тропар (г. 8):</w:t>
+      </w:r>
+      <w:r>
+        <w:rPr>
+          <w:rFonts w:ascii="Times New Roman" w:hAnsi="Times New Roman"/>
+          <w:sz w:val="24"/>
+        </w:rPr>
+        <w:t xml:space="preserve"> Православ’я наставнику, благочестя і чистоти учителю,</w:t>
+      </w:r>
+      <w:r>
+        <w:rPr>
+          <w:rFonts w:ascii="Times New Roman" w:hAnsi="Times New Roman"/>
+          <w:sz w:val="24"/>
+          <w:highlight w:val="white"/>
+        </w:rPr>
+        <w:t>*</w:t>
+      </w:r>
+      <w:r>
+        <w:rPr>
+          <w:rFonts w:ascii="Times New Roman" w:hAnsi="Times New Roman"/>
+          <w:sz w:val="24"/>
+        </w:rPr>
+        <w:t xml:space="preserve"> вселенної світильнику, архиєреїв окрасо богонатхнена, Леве премудрий,* вченнями твоїми всіх просвітив єси, трубо духовна,* моли Христа Бога, щоб спаслись душі наші.</w:t>
+      </w:r>
+    </w:p>
+    <w:p>
+      <w:pPr>
+        <w:pStyle w:val="a"/>
+      </w:pPr>
+      <w:r>
+        <w:rPr>
+          <w:rFonts w:ascii="Times New Roman" w:hAnsi="Times New Roman"/>
+          <w:b/>
+          <w:sz w:val="24"/>
+        </w:rPr>
+        <w:t xml:space="preserve">І нині: </w:t>
+      </w:r>
+      <w:r>
+        <w:rPr>
+          <w:rFonts w:ascii="Times New Roman" w:hAnsi="Times New Roman"/>
+          <w:i/>
+          <w:color w:val="FF0000"/>
+          <w:sz w:val="24"/>
+        </w:rPr>
+        <w:t xml:space="preserve">Богородичний (г. 8): </w:t>
+      </w:r>
+      <w:r>
+        <w:rPr>
+          <w:rFonts w:ascii="Times New Roman" w:hAnsi="Times New Roman"/>
+          <w:sz w:val="24"/>
+        </w:rPr>
+        <w:t xml:space="preserve">Коли Гавриїл звістив тобі, Діво: Радуйся!* – то з цим голосом прийняв тіло Владика в тобі, святім </w:t>
+      </w:r>
+      <w:r>
+        <w:rPr>
+          <w:rFonts w:ascii="Times New Roman" w:hAnsi="Times New Roman"/>
+          <w:sz w:val="24"/>
+        </w:rPr>
+        <w:t>кивоті</w:t>
+      </w:r>
+      <w:r>
+        <w:rPr>
+          <w:rFonts w:ascii="Times New Roman" w:hAnsi="Times New Roman"/>
+          <w:sz w:val="24"/>
+        </w:rPr>
+        <w:t>,* як мовив праведний Давид,* і ти з'явилася просторішою небес, носивши Творця свого.* Слава тому, що поселився в тобі!* Слава тому, що вийшов з тебе!* Слава тому, що визволив нас народженням твоїм!</w:t>
+      </w:r>
+    </w:p>
+    <w:p>
+      <w:pPr>
+        <w:pStyle w:val="a"/>
+      </w:pPr>
     </w:p>
     <w:p>
       <w:pPr>
@@ -12914,33 +12722,19 @@
       </w:pPr>
       <w:r>
         <w:rPr>
-          <w:rFonts w:ascii="Times New Roman" w:cs="Times New Roman" w:eastAsia="Times New Roman" w:hAnsi="Times New Roman"/>
-          <w:i w:val="1"/>
-          <w:color w:val="ff0000"/>
-          <w:sz w:val="24"/>
-          <w:szCs w:val="24"/>
-          <w:rtl w:val="0"/>
-        </w:rPr>
-        <w:t xml:space="preserve">Священик: </w:t>
-      </w:r>
-      <w:r>
-        <w:rPr>
-          <w:rFonts w:ascii="Times New Roman" w:cs="Times New Roman" w:eastAsia="Times New Roman" w:hAnsi="Times New Roman"/>
-          <w:color w:val="000000"/>
-          <w:sz w:val="24"/>
-          <w:szCs w:val="24"/>
-          <w:rtl w:val="0"/>
-        </w:rPr>
-        <w:t xml:space="preserve">Бо Твоя влада і Твоє єсть царство і сила, і слава Отця, і Сина, і Святого Духа</w:t>
-      </w:r>
-      <w:r>
-        <w:rPr>
-          <w:rFonts w:ascii="Times New Roman" w:cs="Times New Roman" w:eastAsia="Times New Roman" w:hAnsi="Times New Roman"/>
-          <w:sz w:val="24"/>
-          <w:szCs w:val="24"/>
-          <w:rtl w:val="0"/>
-        </w:rPr>
-        <w:t xml:space="preserve">, нині і повсякчас, і на віки віків.</w:t>
+          <w:rFonts w:ascii="Times New Roman" w:hAnsi="Times New Roman"/>
+          <w:i/>
+          <w:color w:val="FF4400"/>
+          <w:sz w:val="24"/>
+        </w:rPr>
+        <w:t>Священик:</w:t>
+      </w:r>
+      <w:r>
+        <w:rPr>
+          <w:rFonts w:ascii="Times New Roman" w:hAnsi="Times New Roman"/>
+          <w:sz w:val="24"/>
+        </w:rPr>
+        <w:t xml:space="preserve"> Бо Твоя влада і Твоє єсть царство і сила, і слава Отця, і Сина, і Святого Духа, нині і повсякчас, і на віки віків.</w:t>
       </w:r>
     </w:p>
     <w:p>
@@ -13408,33 +13202,19 @@
       </w:pPr>
       <w:r>
         <w:rPr>
-          <w:rFonts w:ascii="Times New Roman" w:cs="Times New Roman" w:eastAsia="Times New Roman" w:hAnsi="Times New Roman"/>
-          <w:i w:val="1"/>
-          <w:color w:val="ff0000"/>
-          <w:sz w:val="24"/>
-          <w:szCs w:val="24"/>
-          <w:rtl w:val="0"/>
-        </w:rPr>
-        <w:t xml:space="preserve">Священик: </w:t>
-      </w:r>
-      <w:r>
-        <w:rPr>
-          <w:rFonts w:ascii="Times New Roman" w:cs="Times New Roman" w:eastAsia="Times New Roman" w:hAnsi="Times New Roman"/>
-          <w:color w:val="000000"/>
-          <w:sz w:val="24"/>
-          <w:szCs w:val="24"/>
-          <w:rtl w:val="0"/>
-        </w:rPr>
-        <w:t xml:space="preserve">Бо Ти благий і Чоловіколюбець Бог єси і Тобі славу возсилаємо Отцю, і Сину, і Святому Духові</w:t>
-      </w:r>
-      <w:r>
-        <w:rPr>
-          <w:rFonts w:ascii="Times New Roman" w:cs="Times New Roman" w:eastAsia="Times New Roman" w:hAnsi="Times New Roman"/>
-          <w:sz w:val="24"/>
-          <w:szCs w:val="24"/>
-          <w:rtl w:val="0"/>
-        </w:rPr>
-        <w:t xml:space="preserve">, нині і повсякчас, і на віки віків.</w:t>
+          <w:rFonts w:ascii="Times New Roman" w:hAnsi="Times New Roman"/>
+          <w:i/>
+          <w:color w:val="FF4400"/>
+          <w:sz w:val="24"/>
+        </w:rPr>
+        <w:t>Священик:</w:t>
+      </w:r>
+      <w:r>
+        <w:rPr>
+          <w:rFonts w:ascii="Times New Roman" w:hAnsi="Times New Roman"/>
+          <w:sz w:val="24"/>
+        </w:rPr>
+        <w:t xml:space="preserve"> Бо Ти благий і Чоловіколюбець Бог єси і Тобі славу возсилаємо Отцю, і Сину, і Святому Духові, нині і повсякчас, і на віки віків.</w:t>
       </w:r>
     </w:p>
     <w:p>
@@ -14765,33 +14545,19 @@
       </w:pPr>
       <w:r>
         <w:rPr>
-          <w:rFonts w:ascii="Times New Roman" w:cs="Times New Roman" w:eastAsia="Times New Roman" w:hAnsi="Times New Roman"/>
-          <w:i w:val="1"/>
-          <w:color w:val="ff0000"/>
-          <w:sz w:val="24"/>
-          <w:szCs w:val="24"/>
-          <w:rtl w:val="0"/>
-        </w:rPr>
-        <w:t xml:space="preserve">Священик: </w:t>
-      </w:r>
-      <w:r>
-        <w:rPr>
-          <w:rFonts w:ascii="Times New Roman" w:cs="Times New Roman" w:eastAsia="Times New Roman" w:hAnsi="Times New Roman"/>
-          <w:color w:val="000000"/>
-          <w:sz w:val="24"/>
-          <w:szCs w:val="24"/>
-          <w:rtl w:val="0"/>
-        </w:rPr>
-        <w:t xml:space="preserve">Бо благословилося ім'я Твоє і прославилося царство Твоє, Отця, і Сина, і Святого Духа</w:t>
-      </w:r>
-      <w:r>
-        <w:rPr>
-          <w:rFonts w:ascii="Times New Roman" w:cs="Times New Roman" w:eastAsia="Times New Roman" w:hAnsi="Times New Roman"/>
-          <w:sz w:val="24"/>
-          <w:szCs w:val="24"/>
-          <w:rtl w:val="0"/>
-        </w:rPr>
-        <w:t xml:space="preserve">, нині і повсякчас, і на віки віків.</w:t>
+          <w:rFonts w:ascii="Times New Roman" w:hAnsi="Times New Roman"/>
+          <w:i/>
+          <w:color w:val="FF4400"/>
+          <w:sz w:val="24"/>
+        </w:rPr>
+        <w:t>Священик:</w:t>
+      </w:r>
+      <w:r>
+        <w:rPr>
+          <w:rFonts w:ascii="Times New Roman" w:hAnsi="Times New Roman"/>
+          <w:sz w:val="24"/>
+        </w:rPr>
+        <w:t xml:space="preserve"> Бо благословилося ім'я Твоє і прославилося царство Твоє, Отця, і Сина, і Святого Духа, нині і повсякчас, і на віки віків.</w:t>
       </w:r>
     </w:p>
     <w:p>
@@ -15581,21 +15347,17 @@
       </w:pPr>
       <w:r>
         <w:rPr>
-          <w:rFonts w:ascii="Times New Roman" w:cs="Times New Roman" w:eastAsia="Times New Roman" w:hAnsi="Times New Roman"/>
-          <w:i w:val="1"/>
-          <w:color w:val="ff0000"/>
-          <w:sz w:val="24"/>
-          <w:szCs w:val="24"/>
-          <w:rtl w:val="0"/>
-        </w:rPr>
-        <w:t xml:space="preserve">Священик:</w:t>
-      </w:r>
-      <w:r>
-        <w:rPr>
-          <w:rFonts w:ascii="Times New Roman" w:cs="Times New Roman" w:eastAsia="Times New Roman" w:hAnsi="Times New Roman"/>
-          <w:sz w:val="24"/>
-          <w:szCs w:val="24"/>
-          <w:rtl w:val="0"/>
+          <w:rFonts w:ascii="Times New Roman" w:hAnsi="Times New Roman"/>
+          <w:i/>
+          <w:color w:val="FF4400"/>
+          <w:sz w:val="24"/>
+        </w:rPr>
+        <w:t>Священик:</w:t>
+      </w:r>
+      <w:r>
+        <w:rPr>
+          <w:rFonts w:ascii="Times New Roman" w:hAnsi="Times New Roman"/>
+          <w:sz w:val="24"/>
         </w:rPr>
         <w:t xml:space="preserve"> Мир всім.</w:t>
       </w:r>
@@ -15873,21 +15635,17 @@
       </w:pPr>
       <w:r>
         <w:rPr>
-          <w:rFonts w:ascii="Times New Roman" w:cs="Times New Roman" w:eastAsia="Times New Roman" w:hAnsi="Times New Roman"/>
-          <w:i w:val="1"/>
-          <w:color w:val="ff0000"/>
-          <w:sz w:val="24"/>
-          <w:szCs w:val="24"/>
-          <w:rtl w:val="0"/>
-        </w:rPr>
-        <w:t xml:space="preserve">Священик:</w:t>
-      </w:r>
-      <w:r>
-        <w:rPr>
-          <w:rFonts w:ascii="Times New Roman" w:cs="Times New Roman" w:eastAsia="Times New Roman" w:hAnsi="Times New Roman"/>
-          <w:sz w:val="24"/>
-          <w:szCs w:val="24"/>
-          <w:rtl w:val="0"/>
+          <w:rFonts w:ascii="Times New Roman" w:hAnsi="Times New Roman"/>
+          <w:i/>
+          <w:color w:val="FF4400"/>
+          <w:sz w:val="24"/>
+        </w:rPr>
+        <w:t>Священик:</w:t>
+      </w:r>
+      <w:r>
+        <w:rPr>
+          <w:rFonts w:ascii="Times New Roman" w:hAnsi="Times New Roman"/>
+          <w:sz w:val="24"/>
         </w:rPr>
         <w:t xml:space="preserve"> Бо ти святий єси, Боже наш, і в святині перебуваєш, і ми тобі славу віддаємо: Отцю, і Сину, і Святому Духові, нині і повсякчас, і на віки віків.</w:t>
       </w:r>
@@ -16203,33 +15961,19 @@
       </w:pPr>
       <w:r>
         <w:rPr>
-          <w:rFonts w:ascii="Times New Roman" w:cs="Times New Roman" w:eastAsia="Times New Roman" w:hAnsi="Times New Roman"/>
-          <w:i w:val="1"/>
-          <w:color w:val="ff0000"/>
-          <w:sz w:val="24"/>
-          <w:szCs w:val="24"/>
-          <w:rtl w:val="0"/>
-        </w:rPr>
-        <w:t xml:space="preserve">Священик:</w:t>
-      </w:r>
-      <w:r>
-        <w:rPr>
-          <w:rFonts w:ascii="Times New Roman" w:cs="Times New Roman" w:eastAsia="Times New Roman" w:hAnsi="Times New Roman"/>
-          <w:color w:val="ff0000"/>
-          <w:sz w:val="24"/>
-          <w:szCs w:val="24"/>
-          <w:rtl w:val="0"/>
-        </w:rPr>
-        <w:t xml:space="preserve"> </w:t>
-      </w:r>
-      <w:r>
-        <w:rPr>
-          <w:rFonts w:ascii="Times New Roman" w:cs="Times New Roman" w:eastAsia="Times New Roman" w:hAnsi="Times New Roman"/>
-          <w:sz w:val="24"/>
-          <w:szCs w:val="24"/>
-          <w:rtl w:val="0"/>
-        </w:rPr>
-        <w:t xml:space="preserve">Мир всім!</w:t>
+          <w:rFonts w:ascii="Times New Roman" w:hAnsi="Times New Roman"/>
+          <w:i/>
+          <w:color w:val="FF4400"/>
+          <w:sz w:val="24"/>
+        </w:rPr>
+        <w:t>Священик:</w:t>
+      </w:r>
+      <w:r>
+        <w:rPr>
+          <w:rFonts w:ascii="Times New Roman" w:hAnsi="Times New Roman"/>
+          <w:sz w:val="24"/>
+        </w:rPr>
+        <w:t xml:space="preserve"> Мир всім!</w:t>
       </w:r>
     </w:p>
     <w:p>
@@ -16275,54 +16019,19 @@
       </w:pPr>
       <w:r>
         <w:rPr>
-          <w:rFonts w:ascii="Times New Roman" w:cs="Times New Roman" w:eastAsia="Times New Roman" w:hAnsi="Times New Roman"/>
-          <w:i w:val="1"/>
-          <w:color w:val="ff0000"/>
-          <w:sz w:val="24"/>
-          <w:szCs w:val="24"/>
-          <w:rtl w:val="0"/>
-        </w:rPr>
-        <w:t xml:space="preserve">Священик:</w:t>
-      </w:r>
-      <w:r>
-        <w:rPr>
-          <w:rFonts w:ascii="Times New Roman" w:cs="Times New Roman" w:eastAsia="Times New Roman" w:hAnsi="Times New Roman"/>
-          <w:color w:val="ff0000"/>
-          <w:sz w:val="24"/>
-          <w:szCs w:val="24"/>
-          <w:rtl w:val="0"/>
-        </w:rPr>
-        <w:t xml:space="preserve"> </w:t>
-      </w:r>
-      <w:r>
-        <w:rPr>
-          <w:rFonts w:ascii="Times New Roman" w:cs="Times New Roman" w:eastAsia="Times New Roman" w:hAnsi="Times New Roman"/>
-          <w:sz w:val="24"/>
-          <w:szCs w:val="24"/>
-          <w:rtl w:val="0"/>
-        </w:rPr>
-        <w:t xml:space="preserve">Від </w:t>
-      </w:r>
-      <w:r>
-        <w:rPr>
-          <w:rFonts w:ascii="Times New Roman" w:cs="Times New Roman" w:eastAsia="Times New Roman" w:hAnsi="Times New Roman"/>
-          <w:i w:val="1"/>
-          <w:color w:val="ff0000"/>
-          <w:sz w:val="24"/>
-          <w:szCs w:val="24"/>
-          <w:highlight w:val="yellow"/>
-          <w:rtl w:val="0"/>
-        </w:rPr>
-        <w:t xml:space="preserve">ВКАЗАТИ</w:t>
-      </w:r>
-      <w:r>
-        <w:rPr>
-          <w:rFonts w:ascii="Times New Roman" w:cs="Times New Roman" w:eastAsia="Times New Roman" w:hAnsi="Times New Roman"/>
-          <w:sz w:val="24"/>
-          <w:szCs w:val="24"/>
-          <w:rtl w:val="0"/>
-        </w:rPr>
-        <w:t xml:space="preserve"> святого Євангелія читання.</w:t>
+          <w:rFonts w:ascii="Times New Roman" w:hAnsi="Times New Roman"/>
+          <w:i/>
+          <w:color w:val="FF4400"/>
+          <w:sz w:val="24"/>
+        </w:rPr>
+        <w:t>Священик:</w:t>
+      </w:r>
+      <w:r>
+        <w:rPr>
+          <w:rFonts w:ascii="Times New Roman" w:hAnsi="Times New Roman"/>
+          <w:sz w:val="24"/>
+        </w:rPr>
+        <w:t xml:space="preserve"> Від ВКАЗАТИ святого Євангелія читання.</w:t>
       </w:r>
     </w:p>
     <w:p>
@@ -17382,33 +17091,19 @@
       </w:pPr>
       <w:r>
         <w:rPr>
-          <w:rFonts w:ascii="Times New Roman" w:cs="Times New Roman" w:eastAsia="Times New Roman" w:hAnsi="Times New Roman"/>
-          <w:i w:val="1"/>
-          <w:color w:val="ff0000"/>
-          <w:sz w:val="24"/>
-          <w:szCs w:val="24"/>
-          <w:rtl w:val="0"/>
-        </w:rPr>
-        <w:t xml:space="preserve">Священик:</w:t>
-      </w:r>
-      <w:r>
-        <w:rPr>
-          <w:rFonts w:ascii="Times New Roman" w:cs="Times New Roman" w:eastAsia="Times New Roman" w:hAnsi="Times New Roman"/>
-          <w:color w:val="ff0000"/>
-          <w:sz w:val="24"/>
-          <w:szCs w:val="24"/>
-          <w:rtl w:val="0"/>
-        </w:rPr>
-        <w:t xml:space="preserve"> </w:t>
-      </w:r>
-      <w:r>
-        <w:rPr>
-          <w:rFonts w:ascii="Times New Roman" w:cs="Times New Roman" w:eastAsia="Times New Roman" w:hAnsi="Times New Roman"/>
-          <w:sz w:val="24"/>
-          <w:szCs w:val="24"/>
-          <w:rtl w:val="0"/>
-        </w:rPr>
-        <w:t xml:space="preserve">Благодаттю і щедротами і чоловіколюб'ям єдинородного Сина твого, з яким ти благословенний єси, з пресвятим і благим і животворящим твоїм Духом, нині і повсякчас, і на віки віків.</w:t>
+          <w:rFonts w:ascii="Times New Roman" w:hAnsi="Times New Roman"/>
+          <w:i/>
+          <w:color w:val="FF4400"/>
+          <w:sz w:val="24"/>
+        </w:rPr>
+        <w:t>Священик:</w:t>
+      </w:r>
+      <w:r>
+        <w:rPr>
+          <w:rFonts w:ascii="Times New Roman" w:hAnsi="Times New Roman"/>
+          <w:sz w:val="24"/>
+        </w:rPr>
+        <w:t xml:space="preserve"> Благодаттю і щедротами і чоловіколюб'ям єдинородного Сина твого, з яким ти благословенний єси, з пресвятим і благим і животворящим твоїм Духом, нині і повсякчас, і на віки віків.</w:t>
       </w:r>
     </w:p>
     <w:p>
@@ -18243,33 +17938,19 @@
       </w:pPr>
       <w:r>
         <w:rPr>
-          <w:rFonts w:ascii="Times New Roman" w:cs="Times New Roman" w:eastAsia="Times New Roman" w:hAnsi="Times New Roman"/>
-          <w:i w:val="1"/>
-          <w:color w:val="ff0000"/>
-          <w:sz w:val="24"/>
-          <w:szCs w:val="24"/>
-          <w:rtl w:val="0"/>
-        </w:rPr>
-        <w:t xml:space="preserve">Священик: </w:t>
-      </w:r>
-      <w:r>
-        <w:rPr>
-          <w:rFonts w:ascii="Times New Roman" w:cs="Times New Roman" w:eastAsia="Times New Roman" w:hAnsi="Times New Roman"/>
-          <w:color w:val="000000"/>
-          <w:sz w:val="24"/>
-          <w:szCs w:val="24"/>
-          <w:rtl w:val="0"/>
-        </w:rPr>
-        <w:t xml:space="preserve">Бо Ти Бог наш і Тобі славу возсилаємо: Отцю, і Сину, і Святому Духові</w:t>
-      </w:r>
-      <w:r>
-        <w:rPr>
-          <w:rFonts w:ascii="Times New Roman" w:cs="Times New Roman" w:eastAsia="Times New Roman" w:hAnsi="Times New Roman"/>
-          <w:sz w:val="24"/>
-          <w:szCs w:val="24"/>
-          <w:rtl w:val="0"/>
-        </w:rPr>
-        <w:t xml:space="preserve">, нині і повсякчас, і на віки віків.</w:t>
+          <w:rFonts w:ascii="Times New Roman" w:hAnsi="Times New Roman"/>
+          <w:i/>
+          <w:color w:val="FF4400"/>
+          <w:sz w:val="24"/>
+        </w:rPr>
+        <w:t>Священик:</w:t>
+      </w:r>
+      <w:r>
+        <w:rPr>
+          <w:rFonts w:ascii="Times New Roman" w:hAnsi="Times New Roman"/>
+          <w:sz w:val="24"/>
+        </w:rPr>
+        <w:t xml:space="preserve"> Бо Ти Бог наш і Тобі славу возсилаємо: Отцю, і Сину, і Святому Духові, нині і повсякчас, і на віки віків.</w:t>
       </w:r>
     </w:p>
     <w:p>
@@ -19317,33 +18998,19 @@
       </w:pPr>
       <w:r>
         <w:rPr>
-          <w:rFonts w:ascii="Times New Roman" w:cs="Times New Roman" w:eastAsia="Times New Roman" w:hAnsi="Times New Roman"/>
-          <w:i w:val="1"/>
-          <w:color w:val="ff0000"/>
-          <w:sz w:val="24"/>
-          <w:szCs w:val="24"/>
-          <w:rtl w:val="0"/>
-        </w:rPr>
-        <w:t xml:space="preserve">Священик: </w:t>
-      </w:r>
-      <w:r>
-        <w:rPr>
-          <w:rFonts w:ascii="Times New Roman" w:cs="Times New Roman" w:eastAsia="Times New Roman" w:hAnsi="Times New Roman"/>
-          <w:color w:val="000000"/>
-          <w:sz w:val="24"/>
-          <w:szCs w:val="24"/>
-          <w:rtl w:val="0"/>
-        </w:rPr>
-        <w:t xml:space="preserve">Бо Ти цар миру і Спас душ наших і Тобі славу возсилаємо: Отцю, і Сину, і Святому Духові</w:t>
-      </w:r>
-      <w:r>
-        <w:rPr>
-          <w:rFonts w:ascii="Times New Roman" w:cs="Times New Roman" w:eastAsia="Times New Roman" w:hAnsi="Times New Roman"/>
-          <w:sz w:val="24"/>
-          <w:szCs w:val="24"/>
-          <w:rtl w:val="0"/>
-        </w:rPr>
-        <w:t xml:space="preserve">, нині і повсякчас, і на віки віків.</w:t>
+          <w:rFonts w:ascii="Times New Roman" w:hAnsi="Times New Roman"/>
+          <w:i/>
+          <w:color w:val="FF4400"/>
+          <w:sz w:val="24"/>
+        </w:rPr>
+        <w:t>Священик:</w:t>
+      </w:r>
+      <w:r>
+        <w:rPr>
+          <w:rFonts w:ascii="Times New Roman" w:hAnsi="Times New Roman"/>
+          <w:sz w:val="24"/>
+        </w:rPr>
+        <w:t xml:space="preserve"> Бо Ти цар миру і Спас душ наших і Тобі славу возсилаємо: Отцю, і Сину, і Святому Духові, нині і повсякчас, і на віки віків.</w:t>
       </w:r>
     </w:p>
     <w:p>
@@ -20743,33 +20410,19 @@
       </w:pPr>
       <w:r>
         <w:rPr>
-          <w:rFonts w:ascii="Times New Roman" w:cs="Times New Roman" w:eastAsia="Times New Roman" w:hAnsi="Times New Roman"/>
-          <w:i w:val="1"/>
-          <w:color w:val="ff0000"/>
-          <w:sz w:val="24"/>
-          <w:szCs w:val="24"/>
-          <w:rtl w:val="0"/>
-        </w:rPr>
-        <w:t xml:space="preserve">Священик: </w:t>
-      </w:r>
-      <w:r>
-        <w:rPr>
-          <w:rFonts w:ascii="Times New Roman" w:cs="Times New Roman" w:eastAsia="Times New Roman" w:hAnsi="Times New Roman"/>
-          <w:color w:val="000000"/>
-          <w:sz w:val="24"/>
-          <w:szCs w:val="24"/>
-          <w:rtl w:val="0"/>
-        </w:rPr>
-        <w:t xml:space="preserve">Бо Тебе хвалять усі сили небесні і Тобі славу возсилаємо: Отцю, і Сину, і Святому Духові</w:t>
-      </w:r>
-      <w:r>
-        <w:rPr>
-          <w:rFonts w:ascii="Times New Roman" w:cs="Times New Roman" w:eastAsia="Times New Roman" w:hAnsi="Times New Roman"/>
-          <w:sz w:val="24"/>
-          <w:szCs w:val="24"/>
-          <w:rtl w:val="0"/>
-        </w:rPr>
-        <w:t xml:space="preserve">, нині і повсякчас, і на віки віків.</w:t>
+          <w:rFonts w:ascii="Times New Roman" w:hAnsi="Times New Roman"/>
+          <w:i/>
+          <w:color w:val="FF4400"/>
+          <w:sz w:val="24"/>
+        </w:rPr>
+        <w:t>Священик:</w:t>
+      </w:r>
+      <w:r>
+        <w:rPr>
+          <w:rFonts w:ascii="Times New Roman" w:hAnsi="Times New Roman"/>
+          <w:sz w:val="24"/>
+        </w:rPr>
+        <w:t xml:space="preserve"> Бо Тебе хвалять усі сили небесні і Тобі славу возсилаємо: Отцю, і Сину, і Святому Духові, нині і повсякчас, і на віки віків.</w:t>
       </w:r>
     </w:p>
     <w:p>
@@ -22382,22 +22035,17 @@
       </w:pPr>
       <w:r>
         <w:rPr>
-          <w:rFonts w:ascii="Times New Roman" w:cs="Times New Roman" w:eastAsia="Times New Roman" w:hAnsi="Times New Roman"/>
-          <w:i w:val="1"/>
-          <w:color w:val="ff0000"/>
-          <w:sz w:val="24"/>
-          <w:szCs w:val="24"/>
-          <w:rtl w:val="0"/>
-        </w:rPr>
-        <w:t xml:space="preserve">Священик:</w:t>
-      </w:r>
-      <w:r>
-        <w:rPr>
-          <w:rFonts w:ascii="Times New Roman" w:cs="Times New Roman" w:eastAsia="Times New Roman" w:hAnsi="Times New Roman"/>
-          <w:color w:val="000000"/>
-          <w:sz w:val="24"/>
-          <w:szCs w:val="24"/>
-          <w:rtl w:val="0"/>
+          <w:rFonts w:ascii="Times New Roman" w:hAnsi="Times New Roman"/>
+          <w:i/>
+          <w:color w:val="FF4400"/>
+          <w:sz w:val="24"/>
+        </w:rPr>
+        <w:t>Священик:</w:t>
+      </w:r>
+      <w:r>
+        <w:rPr>
+          <w:rFonts w:ascii="Times New Roman" w:hAnsi="Times New Roman"/>
+          <w:sz w:val="24"/>
         </w:rPr>
         <w:t xml:space="preserve"> Слава Тобі, що Світло нам показав! </w:t>
       </w:r>
@@ -23425,21 +23073,17 @@
       </w:pPr>
       <w:r>
         <w:rPr>
-          <w:rFonts w:ascii="Times New Roman" w:cs="Times New Roman" w:eastAsia="Times New Roman" w:hAnsi="Times New Roman"/>
-          <w:i w:val="1"/>
-          <w:color w:val="ff0000"/>
-          <w:sz w:val="24"/>
-          <w:szCs w:val="24"/>
-          <w:rtl w:val="0"/>
-        </w:rPr>
-        <w:t xml:space="preserve">Священик:</w:t>
-      </w:r>
-      <w:r>
-        <w:rPr>
-          <w:rFonts w:ascii="Times New Roman" w:cs="Times New Roman" w:eastAsia="Times New Roman" w:hAnsi="Times New Roman"/>
-          <w:sz w:val="24"/>
-          <w:szCs w:val="24"/>
-          <w:rtl w:val="0"/>
+          <w:rFonts w:ascii="Times New Roman" w:hAnsi="Times New Roman"/>
+          <w:i/>
+          <w:color w:val="FF4400"/>
+          <w:sz w:val="24"/>
+        </w:rPr>
+        <w:t>Священик:</w:t>
+      </w:r>
+      <w:r>
+        <w:rPr>
+          <w:rFonts w:ascii="Times New Roman" w:hAnsi="Times New Roman"/>
+          <w:sz w:val="24"/>
         </w:rPr>
         <w:t xml:space="preserve"> Бо милостивий і чоловіколюбець Бог єси, і тобі славу возсилаємо, Отцю, і Сину, і Святому Духові, нині і повсякчас, і на віки віків.</w:t>
       </w:r>
@@ -24109,14 +23753,41 @@
       </w:pPr>
       <w:r>
         <w:rPr>
-          <w:rFonts w:ascii="Times New Roman" w:cs="Times New Roman" w:eastAsia="Times New Roman" w:hAnsi="Times New Roman"/>
-          <w:i w:val="1"/>
-          <w:color w:val="ff0000"/>
-          <w:sz w:val="24"/>
-          <w:szCs w:val="24"/>
-          <w:rtl w:val="0"/>
-        </w:rPr>
-        <w:t xml:space="preserve">Священик:</w:t>
+          <w:rFonts w:ascii="Times New Roman" w:hAnsi="Times New Roman"/>
+          <w:i/>
+          <w:color w:val="FF4400"/>
+          <w:sz w:val="24"/>
+        </w:rPr>
+        <w:t>Священик:</w:t>
+      </w:r>
+      <w:r>
+        <w:rPr>
+          <w:rFonts w:ascii="Times New Roman" w:hAnsi="Times New Roman"/>
+          <w:sz w:val="24"/>
+        </w:rPr>
+        <w:t xml:space="preserve"> Бо ти Бог милости, ласк і чоловіколюбности, і тобі славу віддаємо: Отцю, і Сину, і Святому Духові, нині і повсякчас, і на віки віків.</w:t>
+      </w:r>
+    </w:p>
+    <w:p>
+      <w:pPr>
+        <w:spacing w:after="120" w:lineRule="auto"/>
+        <w:jc w:val="both"/>
+        <w:rPr>
+          <w:rFonts w:ascii="Times New Roman" w:cs="Times New Roman" w:eastAsia="Times New Roman" w:hAnsi="Times New Roman"/>
+          <w:sz w:val="24"/>
+          <w:szCs w:val="24"/>
+        </w:rPr>
+      </w:pPr>
+      <w:r>
+        <w:rPr>
+          <w:rFonts w:ascii="Times New Roman" w:cs="Times New Roman" w:eastAsia="Times New Roman" w:hAnsi="Times New Roman"/>
+          <w:i w:val="1"/>
+          <w:color w:val="ff0000"/>
+          <w:sz w:val="24"/>
+          <w:szCs w:val="24"/>
+          <w:rtl w:val="0"/>
+        </w:rPr>
+        <w:t xml:space="preserve">Вірні:</w:t>
       </w:r>
       <w:r>
         <w:rPr>
@@ -24135,47 +23806,6 @@
           <w:szCs w:val="24"/>
           <w:rtl w:val="0"/>
         </w:rPr>
-        <w:t xml:space="preserve">Бо ти Бог милости, ласк і чоловіколюбности, і тобі славу віддаємо: Отцю, і Сину, і Святому Духові, нині і повсякчас, і на віки віків.</w:t>
-      </w:r>
-    </w:p>
-    <w:p>
-      <w:pPr>
-        <w:spacing w:after="120" w:lineRule="auto"/>
-        <w:jc w:val="both"/>
-        <w:rPr>
-          <w:rFonts w:ascii="Times New Roman" w:cs="Times New Roman" w:eastAsia="Times New Roman" w:hAnsi="Times New Roman"/>
-          <w:sz w:val="24"/>
-          <w:szCs w:val="24"/>
-        </w:rPr>
-      </w:pPr>
-      <w:r>
-        <w:rPr>
-          <w:rFonts w:ascii="Times New Roman" w:cs="Times New Roman" w:eastAsia="Times New Roman" w:hAnsi="Times New Roman"/>
-          <w:i w:val="1"/>
-          <w:color w:val="ff0000"/>
-          <w:sz w:val="24"/>
-          <w:szCs w:val="24"/>
-          <w:rtl w:val="0"/>
-        </w:rPr>
-        <w:t xml:space="preserve">Вірні:</w:t>
-      </w:r>
-      <w:r>
-        <w:rPr>
-          <w:rFonts w:ascii="Times New Roman" w:cs="Times New Roman" w:eastAsia="Times New Roman" w:hAnsi="Times New Roman"/>
-          <w:color w:val="ff0000"/>
-          <w:sz w:val="24"/>
-          <w:szCs w:val="24"/>
-          <w:rtl w:val="0"/>
-        </w:rPr>
-        <w:t xml:space="preserve"> </w:t>
-      </w:r>
-      <w:r>
-        <w:rPr>
-          <w:rFonts w:ascii="Times New Roman" w:cs="Times New Roman" w:eastAsia="Times New Roman" w:hAnsi="Times New Roman"/>
-          <w:sz w:val="24"/>
-          <w:szCs w:val="24"/>
-          <w:rtl w:val="0"/>
-        </w:rPr>
         <w:t xml:space="preserve">Амінь.</w:t>
       </w:r>
     </w:p>
@@ -24191,21 +23821,17 @@
       </w:pPr>
       <w:r>
         <w:rPr>
-          <w:rFonts w:ascii="Times New Roman" w:cs="Times New Roman" w:eastAsia="Times New Roman" w:hAnsi="Times New Roman"/>
-          <w:i w:val="1"/>
-          <w:color w:val="ff0000"/>
-          <w:sz w:val="24"/>
-          <w:szCs w:val="24"/>
-          <w:rtl w:val="0"/>
-        </w:rPr>
-        <w:t xml:space="preserve">Священик:</w:t>
-      </w:r>
-      <w:r>
-        <w:rPr>
-          <w:rFonts w:ascii="Times New Roman" w:cs="Times New Roman" w:eastAsia="Times New Roman" w:hAnsi="Times New Roman"/>
-          <w:sz w:val="24"/>
-          <w:szCs w:val="24"/>
-          <w:rtl w:val="0"/>
+          <w:rFonts w:ascii="Times New Roman" w:hAnsi="Times New Roman"/>
+          <w:i/>
+          <w:color w:val="FF4400"/>
+          <w:sz w:val="24"/>
+        </w:rPr>
+        <w:t>Священик:</w:t>
+      </w:r>
+      <w:r>
+        <w:rPr>
+          <w:rFonts w:ascii="Times New Roman" w:hAnsi="Times New Roman"/>
+          <w:sz w:val="24"/>
         </w:rPr>
         <w:t xml:space="preserve"> Мир всім.</w:t>
       </w:r>
@@ -24537,14 +24163,41 @@
       </w:pPr>
       <w:r>
         <w:rPr>
-          <w:rFonts w:ascii="Times New Roman" w:cs="Times New Roman" w:eastAsia="Times New Roman" w:hAnsi="Times New Roman"/>
-          <w:i w:val="1"/>
-          <w:color w:val="ff0000"/>
-          <w:sz w:val="24"/>
-          <w:szCs w:val="24"/>
-          <w:rtl w:val="0"/>
-        </w:rPr>
-        <w:t xml:space="preserve">Священик:</w:t>
+          <w:rFonts w:ascii="Times New Roman" w:hAnsi="Times New Roman"/>
+          <w:i/>
+          <w:color w:val="FF4400"/>
+          <w:sz w:val="24"/>
+        </w:rPr>
+        <w:t>Священик:</w:t>
+      </w:r>
+      <w:r>
+        <w:rPr>
+          <w:rFonts w:ascii="Times New Roman" w:hAnsi="Times New Roman"/>
+          <w:sz w:val="24"/>
+        </w:rPr>
+        <w:t xml:space="preserve"> Благословенний Христос, Бог наш, завжди, нині і повсякчас, і на віки віків.</w:t>
+      </w:r>
+    </w:p>
+    <w:p>
+      <w:pPr>
+        <w:spacing w:after="120" w:lineRule="auto"/>
+        <w:jc w:val="both"/>
+        <w:rPr>
+          <w:rFonts w:ascii="Times New Roman" w:cs="Times New Roman" w:eastAsia="Times New Roman" w:hAnsi="Times New Roman"/>
+          <w:sz w:val="24"/>
+          <w:szCs w:val="24"/>
+        </w:rPr>
+      </w:pPr>
+      <w:r>
+        <w:rPr>
+          <w:rFonts w:ascii="Times New Roman" w:cs="Times New Roman" w:eastAsia="Times New Roman" w:hAnsi="Times New Roman"/>
+          <w:i w:val="1"/>
+          <w:color w:val="ff0000"/>
+          <w:sz w:val="24"/>
+          <w:szCs w:val="24"/>
+          <w:rtl w:val="0"/>
+        </w:rPr>
+        <w:t xml:space="preserve">Вірні:</w:t>
       </w:r>
       <w:r>
         <w:rPr>
@@ -24563,7 +24216,34 @@
           <w:szCs w:val="24"/>
           <w:rtl w:val="0"/>
         </w:rPr>
-        <w:t xml:space="preserve">Благословенний Христос, Бог наш, завжди, нині і повсякчас, і на віки віків.</w:t>
+        <w:t xml:space="preserve">Амінь. Утверди, Боже, святу православну віру на віки віків.</w:t>
+      </w:r>
+    </w:p>
+    <w:p>
+      <w:pPr>
+        <w:spacing w:after="120" w:lineRule="auto"/>
+        <w:jc w:val="both"/>
+        <w:rPr>
+          <w:rFonts w:ascii="Times New Roman" w:cs="Times New Roman" w:eastAsia="Times New Roman" w:hAnsi="Times New Roman"/>
+          <w:sz w:val="24"/>
+          <w:szCs w:val="24"/>
+        </w:rPr>
+      </w:pPr>
+      <w:r>
+        <w:rPr>
+          <w:rFonts w:ascii="Times New Roman" w:hAnsi="Times New Roman"/>
+          <w:i/>
+          <w:color w:val="FF4400"/>
+          <w:sz w:val="24"/>
+        </w:rPr>
+        <w:t>Священик:</w:t>
+      </w:r>
+      <w:r>
+        <w:rPr>
+          <w:rFonts w:ascii="Times New Roman" w:hAnsi="Times New Roman"/>
+          <w:sz w:val="24"/>
+        </w:rPr>
+        <w:t xml:space="preserve"> Пресвята Богородице, спаси нас.</w:t>
       </w:r>
     </w:p>
     <w:p>
@@ -24590,6 +24270,64 @@
       <w:r>
         <w:rPr>
           <w:rFonts w:ascii="Times New Roman" w:cs="Times New Roman" w:eastAsia="Times New Roman" w:hAnsi="Times New Roman"/>
+          <w:sz w:val="24"/>
+          <w:szCs w:val="24"/>
+          <w:rtl w:val="0"/>
+        </w:rPr>
+        <w:t xml:space="preserve"> Чеснішу від херувимів* і незрівнянно славнішу від серафимів,* що без зотління Бога Слово породила,* сущу Богородицю, тебе величаємо.</w:t>
+      </w:r>
+    </w:p>
+    <w:p>
+      <w:pPr>
+        <w:spacing w:after="120" w:lineRule="auto"/>
+        <w:jc w:val="both"/>
+        <w:rPr>
+          <w:rFonts w:ascii="Times New Roman" w:cs="Times New Roman" w:eastAsia="Times New Roman" w:hAnsi="Times New Roman"/>
+          <w:sz w:val="24"/>
+          <w:szCs w:val="24"/>
+        </w:rPr>
+      </w:pPr>
+      <w:r>
+        <w:rPr>
+          <w:rFonts w:ascii="Times New Roman" w:hAnsi="Times New Roman"/>
+          <w:i/>
+          <w:color w:val="FF4400"/>
+          <w:sz w:val="24"/>
+        </w:rPr>
+        <w:t>Священик:</w:t>
+      </w:r>
+      <w:r>
+        <w:rPr>
+          <w:rFonts w:ascii="Times New Roman" w:hAnsi="Times New Roman"/>
+          <w:sz w:val="24"/>
+        </w:rPr>
+        <w:t xml:space="preserve"> Слава тобі, Христе Боже, надіє наша, слава тобі!</w:t>
+      </w:r>
+    </w:p>
+    <w:p>
+      <w:pPr>
+        <w:spacing w:after="120" w:lineRule="auto"/>
+        <w:jc w:val="both"/>
+        <w:rPr>
+          <w:rFonts w:ascii="Times New Roman" w:cs="Times New Roman" w:eastAsia="Times New Roman" w:hAnsi="Times New Roman"/>
+          <w:sz w:val="24"/>
+          <w:szCs w:val="24"/>
+        </w:rPr>
+      </w:pPr>
+      <w:r>
+        <w:rPr>
+          <w:rFonts w:ascii="Times New Roman" w:cs="Times New Roman" w:eastAsia="Times New Roman" w:hAnsi="Times New Roman"/>
+          <w:i w:val="1"/>
+          <w:color w:val="ff0000"/>
+          <w:sz w:val="24"/>
+          <w:szCs w:val="24"/>
+          <w:rtl w:val="0"/>
+        </w:rPr>
+        <w:t xml:space="preserve">Вірні:</w:t>
+      </w:r>
+      <w:r>
+        <w:rPr>
+          <w:rFonts w:ascii="Times New Roman" w:cs="Times New Roman" w:eastAsia="Times New Roman" w:hAnsi="Times New Roman"/>
           <w:color w:val="ff0000"/>
           <w:sz w:val="24"/>
           <w:szCs w:val="24"/>
@@ -24604,150 +24342,6 @@
           <w:szCs w:val="24"/>
           <w:rtl w:val="0"/>
         </w:rPr>
-        <w:t xml:space="preserve">Амінь. Утверди, Боже, святу православну віру на віки віків.</w:t>
-      </w:r>
-    </w:p>
-    <w:p>
-      <w:pPr>
-        <w:spacing w:after="120" w:lineRule="auto"/>
-        <w:jc w:val="both"/>
-        <w:rPr>
-          <w:rFonts w:ascii="Times New Roman" w:cs="Times New Roman" w:eastAsia="Times New Roman" w:hAnsi="Times New Roman"/>
-          <w:sz w:val="24"/>
-          <w:szCs w:val="24"/>
-        </w:rPr>
-      </w:pPr>
-      <w:r>
-        <w:rPr>
-          <w:rFonts w:ascii="Times New Roman" w:cs="Times New Roman" w:eastAsia="Times New Roman" w:hAnsi="Times New Roman"/>
-          <w:i w:val="1"/>
-          <w:color w:val="ff0000"/>
-          <w:sz w:val="24"/>
-          <w:szCs w:val="24"/>
-          <w:rtl w:val="0"/>
-        </w:rPr>
-        <w:t xml:space="preserve">Священик:</w:t>
-      </w:r>
-      <w:r>
-        <w:rPr>
-          <w:rFonts w:ascii="Times New Roman" w:cs="Times New Roman" w:eastAsia="Times New Roman" w:hAnsi="Times New Roman"/>
-          <w:sz w:val="24"/>
-          <w:szCs w:val="24"/>
-          <w:rtl w:val="0"/>
-        </w:rPr>
-        <w:t xml:space="preserve"> Пресвята Богородице, спаси нас.</w:t>
-      </w:r>
-    </w:p>
-    <w:p>
-      <w:pPr>
-        <w:spacing w:after="120" w:lineRule="auto"/>
-        <w:jc w:val="both"/>
-        <w:rPr>
-          <w:rFonts w:ascii="Times New Roman" w:cs="Times New Roman" w:eastAsia="Times New Roman" w:hAnsi="Times New Roman"/>
-          <w:sz w:val="24"/>
-          <w:szCs w:val="24"/>
-        </w:rPr>
-      </w:pPr>
-      <w:r>
-        <w:rPr>
-          <w:rFonts w:ascii="Times New Roman" w:cs="Times New Roman" w:eastAsia="Times New Roman" w:hAnsi="Times New Roman"/>
-          <w:i w:val="1"/>
-          <w:color w:val="ff0000"/>
-          <w:sz w:val="24"/>
-          <w:szCs w:val="24"/>
-          <w:rtl w:val="0"/>
-        </w:rPr>
-        <w:t xml:space="preserve">Вірні:</w:t>
-      </w:r>
-      <w:r>
-        <w:rPr>
-          <w:rFonts w:ascii="Times New Roman" w:cs="Times New Roman" w:eastAsia="Times New Roman" w:hAnsi="Times New Roman"/>
-          <w:sz w:val="24"/>
-          <w:szCs w:val="24"/>
-          <w:rtl w:val="0"/>
-        </w:rPr>
-        <w:t xml:space="preserve"> Чеснішу від херувимів* і незрівнянно славнішу від серафимів,* що без зотління Бога Слово породила,* сущу Богородицю, тебе величаємо.</w:t>
-      </w:r>
-    </w:p>
-    <w:p>
-      <w:pPr>
-        <w:spacing w:after="120" w:lineRule="auto"/>
-        <w:jc w:val="both"/>
-        <w:rPr>
-          <w:rFonts w:ascii="Times New Roman" w:cs="Times New Roman" w:eastAsia="Times New Roman" w:hAnsi="Times New Roman"/>
-          <w:sz w:val="24"/>
-          <w:szCs w:val="24"/>
-        </w:rPr>
-      </w:pPr>
-      <w:r>
-        <w:rPr>
-          <w:rFonts w:ascii="Times New Roman" w:cs="Times New Roman" w:eastAsia="Times New Roman" w:hAnsi="Times New Roman"/>
-          <w:i w:val="1"/>
-          <w:color w:val="ff0000"/>
-          <w:sz w:val="24"/>
-          <w:szCs w:val="24"/>
-          <w:rtl w:val="0"/>
-        </w:rPr>
-        <w:t xml:space="preserve">Священик:</w:t>
-      </w:r>
-      <w:r>
-        <w:rPr>
-          <w:rFonts w:ascii="Times New Roman" w:cs="Times New Roman" w:eastAsia="Times New Roman" w:hAnsi="Times New Roman"/>
-          <w:color w:val="ff0000"/>
-          <w:sz w:val="24"/>
-          <w:szCs w:val="24"/>
-          <w:rtl w:val="0"/>
-        </w:rPr>
-        <w:t xml:space="preserve"> </w:t>
-      </w:r>
-      <w:r>
-        <w:rPr>
-          <w:rFonts w:ascii="Times New Roman" w:cs="Times New Roman" w:eastAsia="Times New Roman" w:hAnsi="Times New Roman"/>
-          <w:sz w:val="24"/>
-          <w:szCs w:val="24"/>
-          <w:rtl w:val="0"/>
-        </w:rPr>
-        <w:t xml:space="preserve">Слава тобі, Христе Боже, надіє наша, слава тобі!</w:t>
-      </w:r>
-    </w:p>
-    <w:p>
-      <w:pPr>
-        <w:spacing w:after="120" w:lineRule="auto"/>
-        <w:jc w:val="both"/>
-        <w:rPr>
-          <w:rFonts w:ascii="Times New Roman" w:cs="Times New Roman" w:eastAsia="Times New Roman" w:hAnsi="Times New Roman"/>
-          <w:sz w:val="24"/>
-          <w:szCs w:val="24"/>
-        </w:rPr>
-      </w:pPr>
-      <w:r>
-        <w:rPr>
-          <w:rFonts w:ascii="Times New Roman" w:cs="Times New Roman" w:eastAsia="Times New Roman" w:hAnsi="Times New Roman"/>
-          <w:i w:val="1"/>
-          <w:color w:val="ff0000"/>
-          <w:sz w:val="24"/>
-          <w:szCs w:val="24"/>
-          <w:rtl w:val="0"/>
-        </w:rPr>
-        <w:t xml:space="preserve">Вірні:</w:t>
-      </w:r>
-      <w:r>
-        <w:rPr>
-          <w:rFonts w:ascii="Times New Roman" w:cs="Times New Roman" w:eastAsia="Times New Roman" w:hAnsi="Times New Roman"/>
-          <w:color w:val="ff0000"/>
-          <w:sz w:val="24"/>
-          <w:szCs w:val="24"/>
-          <w:rtl w:val="0"/>
-        </w:rPr>
-        <w:t xml:space="preserve"> </w:t>
-      </w:r>
-      <w:r>
-        <w:rPr>
-          <w:rFonts w:ascii="Times New Roman" w:cs="Times New Roman" w:eastAsia="Times New Roman" w:hAnsi="Times New Roman"/>
-          <w:sz w:val="24"/>
-          <w:szCs w:val="24"/>
-          <w:rtl w:val="0"/>
-        </w:rPr>
         <w:t xml:space="preserve">Слава Отцю і Сину, і Святому Духові, і нині і повсякчас, і на віки віків. Амінь. Господи, помилуй </w:t>
       </w:r>
       <w:r>
@@ -24782,54 +24376,37 @@
       </w:r>
     </w:p>
     <w:p>
-      <w:pPr>
-        <w:spacing w:after="120" w:lineRule="auto"/>
-        <w:jc w:val="both"/>
-        <w:rPr>
-          <w:rFonts w:ascii="Times New Roman" w:cs="Times New Roman" w:eastAsia="Times New Roman" w:hAnsi="Times New Roman"/>
-          <w:sz w:val="24"/>
-          <w:szCs w:val="24"/>
-        </w:rPr>
-      </w:pPr>
-      <w:r>
-        <w:rPr>
-          <w:rFonts w:ascii="Times New Roman" w:cs="Times New Roman" w:eastAsia="Times New Roman" w:hAnsi="Times New Roman"/>
-          <w:i w:val="1"/>
-          <w:color w:val="ff0000"/>
-          <w:sz w:val="24"/>
-          <w:szCs w:val="24"/>
-          <w:rtl w:val="0"/>
-        </w:rPr>
-        <w:t xml:space="preserve">Священик:</w:t>
-      </w:r>
-      <w:r>
-        <w:rPr>
-          <w:rFonts w:ascii="Times New Roman" w:cs="Times New Roman" w:eastAsia="Times New Roman" w:hAnsi="Times New Roman"/>
-          <w:sz w:val="24"/>
-          <w:szCs w:val="24"/>
-          <w:rtl w:val="0"/>
-        </w:rPr>
-        <w:t xml:space="preserve"> Христос, що воскрес із мертвих, істинний Бог наш, молитвами пречистої своєї Матері, святих, славних і всехвальних апостолів, і святого </w:t>
-      </w:r>
-      <w:r>
-        <w:rPr>
-          <w:rFonts w:ascii="Times New Roman" w:cs="Times New Roman" w:eastAsia="Times New Roman" w:hAnsi="Times New Roman"/>
-          <w:i w:val="1"/>
-          <w:color w:val="ff0000"/>
-          <w:sz w:val="24"/>
-          <w:szCs w:val="24"/>
-          <w:rtl w:val="0"/>
-        </w:rPr>
-        <w:t xml:space="preserve">(ім'я, якого є храм)</w:t>
-      </w:r>
-      <w:r>
-        <w:rPr>
-          <w:rFonts w:ascii="Times New Roman" w:cs="Times New Roman" w:eastAsia="Times New Roman" w:hAnsi="Times New Roman"/>
-          <w:sz w:val="24"/>
-          <w:szCs w:val="24"/>
-          <w:rtl w:val="0"/>
-        </w:rPr>
-        <w:t xml:space="preserve">, і святого …, і всіх святих, помилує і спасе нас, як благий і чоловіколюбець.</w:t>
+      <w:r>
+        <w:rPr>
+          <w:rFonts w:ascii="Times New Roman" w:hAnsi="Times New Roman"/>
+          <w:i/>
+          <w:color w:val="FF4400"/>
+          <w:sz w:val="24"/>
+        </w:rPr>
+        <w:t>Священик:</w:t>
+      </w:r>
+      <w:r>
+        <w:rPr>
+          <w:rFonts w:ascii="Times New Roman" w:hAnsi="Times New Roman"/>
+          <w:sz w:val="24"/>
+        </w:rPr>
+        <w:t xml:space="preserve"> Христос, що воскрес із мертвих, істинний Бог наш, молитвами пречистої своєї Матері, святих, славних і всехвальних апостолів, святого, </w:t>
+      </w:r>
+      <w:r>
+        <w:rPr>
+          <w:rFonts w:ascii="Times New Roman" w:hAnsi="Times New Roman"/>
+          <w:i/>
+          <w:color w:val="FF4400"/>
+          <w:sz w:val="24"/>
+        </w:rPr>
+        <w:t>якого є храм</w:t>
+      </w:r>
+      <w:r>
+        <w:rPr>
+          <w:rFonts w:ascii="Times New Roman" w:hAnsi="Times New Roman"/>
+          <w:sz w:val="24"/>
+        </w:rPr>
+        <w:t>, святого отця нашого Лева, папи Римського, і всіх святих, помилує і спасе нас, як благий і чоловіколюбець.</w:t>
       </w:r>
     </w:p>
     <w:p>
